--- a/18_DOCX/VIDA_FAQ_0021_0040.docx
+++ b/18_DOCX/VIDA_FAQ_0021_0040.docx
@@ -7,14 +7,61 @@
         <w:pStyle w:val="Heading1"/>
       </w:pPr>
       <w:r>
-        <w:t>VIDA_FAQ_0021_0040 - Segundo ciclo de FAQs VIDA</w:t>
-      </w:r>
-    </w:p>
-    <w:p>
-      <w:r>
-        <w:t>————————————————————————</w:t>
-      </w:r>
-    </w:p>
+        <w:t>VIDA_FAQ_0021_0040 - FAQs VIDA</w:t>
+      </w:r>
+    </w:p>
+    <w:p/>
+    <w:p>
+      <w:pPr>
+        <w:pStyle w:val="Heading2"/>
+      </w:pPr>
+      <w:r>
+        <w:t>Controle</w:t>
+      </w:r>
+    </w:p>
+    <w:p/>
+    <w:p>
+      <w:pPr>
+        <w:pStyle w:val="ListBullet"/>
+      </w:pPr>
+      <w:r>
+        <w:t>Versão: 0.2</w:t>
+      </w:r>
+    </w:p>
+    <w:p>
+      <w:pPr>
+        <w:pStyle w:val="ListBullet"/>
+      </w:pPr>
+      <w:r>
+        <w:t>Data: 2026-06-26</w:t>
+      </w:r>
+    </w:p>
+    <w:p>
+      <w:pPr>
+        <w:pStyle w:val="ListBullet"/>
+      </w:pPr>
+      <w:r>
+        <w:t>Autor: JP-BR Insurance Knowledge Base</w:t>
+      </w:r>
+    </w:p>
+    <w:p>
+      <w:pPr>
+        <w:pStyle w:val="ListBullet"/>
+      </w:pPr>
+      <w:r>
+        <w:t>Histórico: Consolidação atualizada com consulta japonesa, próximo passo seguro e limite comercial/compliance.</w:t>
+      </w:r>
+    </w:p>
+    <w:p/>
+    <w:p>
+      <w:pPr>
+        <w:pStyle w:val="Heading2"/>
+      </w:pPr>
+      <w:r>
+        <w:t>Conteúdo consolidado</w:t>
+      </w:r>
+    </w:p>
+    <w:p/>
     <w:p>
       <w:pPr>
         <w:pStyle w:val="Heading1"/>
@@ -23,6 +70,7 @@
         <w:t>FAQ-VIDA-0021 - O seguro pode pagar em caso de invalidez grave?</w:t>
       </w:r>
     </w:p>
+    <w:p/>
     <w:p>
       <w:pPr>
         <w:pStyle w:val="Heading2"/>
@@ -31,12 +79,13 @@
         <w:t>Controle</w:t>
       </w:r>
     </w:p>
+    <w:p/>
     <w:p>
       <w:pPr>
         <w:pStyle w:val="ListBullet"/>
       </w:pPr>
       <w:r>
-        <w:t>Versão: 0.1</w:t>
+        <w:t>Versão: 0.2</w:t>
       </w:r>
     </w:p>
     <w:p>
@@ -60,9 +109,10 @@
         <w:pStyle w:val="ListBullet"/>
       </w:pPr>
       <w:r>
-        <w:t>Histórico: Criação inicial.</w:t>
-      </w:r>
-    </w:p>
+        <w:t>Histórico: Criação inicial; reforço NotebookLM e compliance.</w:t>
+      </w:r>
+    </w:p>
+    <w:p/>
     <w:p>
       <w:pPr>
         <w:pStyle w:val="Heading2"/>
@@ -71,11 +121,13 @@
         <w:t>Código</w:t>
       </w:r>
     </w:p>
+    <w:p/>
     <w:p>
       <w:r>
         <w:t>FAQ-VIDA-0021</w:t>
       </w:r>
     </w:p>
+    <w:p/>
     <w:p>
       <w:pPr>
         <w:pStyle w:val="Heading2"/>
@@ -84,11 +136,13 @@
         <w:t>Categoria</w:t>
       </w:r>
     </w:p>
+    <w:p/>
     <w:p>
       <w:r>
         <w:t>VIDA</w:t>
       </w:r>
     </w:p>
+    <w:p/>
     <w:p>
       <w:pPr>
         <w:pStyle w:val="Heading2"/>
@@ -97,11 +151,39 @@
         <w:t>Pergunta</w:t>
       </w:r>
     </w:p>
+    <w:p/>
     <w:p>
       <w:r>
         <w:t>O seguro pode pagar em caso de invalidez grave?</w:t>
       </w:r>
     </w:p>
+    <w:p/>
+    <w:p>
+      <w:pPr>
+        <w:pStyle w:val="Heading2"/>
+      </w:pPr>
+      <w:r>
+        <w:t>Consulta natural em japonês</w:t>
+      </w:r>
+    </w:p>
+    <w:p/>
+    <w:p>
+      <w:pPr>
+        <w:pStyle w:val="ListBullet"/>
+      </w:pPr>
+      <w:r>
+        <w:t>高度障害になった場合、生命保険は支払われますか。</w:t>
+      </w:r>
+    </w:p>
+    <w:p>
+      <w:pPr>
+        <w:pStyle w:val="ListBullet"/>
+      </w:pPr>
+      <w:r>
+        <w:t>重い障害の保障をブラジル人のお客様にどう説明しますか。</w:t>
+      </w:r>
+    </w:p>
+    <w:p/>
     <w:p>
       <w:pPr>
         <w:pStyle w:val="Heading2"/>
@@ -110,11 +192,13 @@
         <w:t>Situação de atendimento</w:t>
       </w:r>
     </w:p>
+    <w:p/>
     <w:p>
       <w:r>
         <w:t>Cliente quer entender coberturas, planejamento ou revisão de seguro de vida.</w:t>
       </w:r>
     </w:p>
+    <w:p/>
     <w:p>
       <w:pPr>
         <w:pStyle w:val="Heading2"/>
@@ -123,11 +207,13 @@
         <w:t>Resposta técnica</w:t>
       </w:r>
     </w:p>
+    <w:p/>
     <w:p>
       <w:r>
         <w:t>Valor pago quando o segurado sofre invalidez grave definida no contrato, conforme critérios da seguradora.</w:t>
       </w:r>
     </w:p>
+    <w:p/>
     <w:p>
       <w:pPr>
         <w:pStyle w:val="Heading2"/>
@@ -136,11 +222,43 @@
         <w:t>Como responder ao cliente brasileiro</w:t>
       </w:r>
     </w:p>
+    <w:p/>
     <w:p>
       <w:r>
         <w:t>Além da morte, alguns seguros podem pagar se ocorrer uma invalidez grave definida nas regras.</w:t>
       </w:r>
     </w:p>
+    <w:p/>
+    <w:p>
+      <w:pPr>
+        <w:pStyle w:val="Heading2"/>
+      </w:pPr>
+      <w:r>
+        <w:t>Próximo passo seguro</w:t>
+      </w:r>
+    </w:p>
+    <w:p/>
+    <w:p>
+      <w:r>
+        <w:t>所定の高度障害状態、診断書、契約上の支払条件、免責を確認する。</w:t>
+      </w:r>
+    </w:p>
+    <w:p/>
+    <w:p>
+      <w:pPr>
+        <w:pStyle w:val="Heading2"/>
+      </w:pPr>
+      <w:r>
+        <w:t>Limite comercial/compliance</w:t>
+      </w:r>
+    </w:p>
+    <w:p/>
+    <w:p>
+      <w:r>
+        <w:t>障害という言葉だけで支払対象を断定せず、約款上の所定状態を確認する。</w:t>
+      </w:r>
+    </w:p>
+    <w:p/>
     <w:p>
       <w:pPr>
         <w:pStyle w:val="Heading2"/>
@@ -149,6 +267,7 @@
         <w:t>Termos relacionados</w:t>
       </w:r>
     </w:p>
+    <w:p/>
     <w:p>
       <w:pPr>
         <w:pStyle w:val="ListBullet"/>
@@ -157,6 +276,7 @@
         <w:t>VIDA-0021 - 高度障害保険金 - Indenização por invalidez grave</w:t>
       </w:r>
     </w:p>
+    <w:p/>
     <w:p>
       <w:pPr>
         <w:pStyle w:val="Heading2"/>
@@ -165,6 +285,7 @@
         <w:t>Referências cruzadas</w:t>
       </w:r>
     </w:p>
+    <w:p/>
     <w:p>
       <w:pPr>
         <w:pStyle w:val="ListBullet"/>
@@ -181,6 +302,7 @@
         <w:t>CASE-VIDA-0009</w:t>
       </w:r>
     </w:p>
+    <w:p/>
     <w:p>
       <w:pPr>
         <w:pStyle w:val="Heading2"/>
@@ -189,6 +311,7 @@
         <w:t>Referências</w:t>
       </w:r>
     </w:p>
+    <w:p/>
     <w:p>
       <w:pPr>
         <w:pStyle w:val="ListBullet"/>
@@ -197,6 +320,7 @@
         <w:t>Documento interno: `02_MasterDictionary/VIDA/VIDA-0021.md`</w:t>
       </w:r>
     </w:p>
+    <w:p/>
     <w:p>
       <w:pPr>
         <w:pStyle w:val="Heading2"/>
@@ -205,6 +329,7 @@
         <w:t>Tags</w:t>
       </w:r>
     </w:p>
+    <w:p/>
     <w:p>
       <w:pPr>
         <w:pStyle w:val="ListBullet"/>
@@ -237,6 +362,7 @@
         <w:t>planejamento</w:t>
       </w:r>
     </w:p>
+    <w:p/>
     <w:p>
       <w:pPr>
         <w:pStyle w:val="Heading2"/>
@@ -245,6 +371,7 @@
         <w:t>Veja também</w:t>
       </w:r>
     </w:p>
+    <w:p/>
     <w:p>
       <w:pPr>
         <w:pStyle w:val="ListBullet"/>
@@ -253,6 +380,7 @@
         <w:t>`02_MasterDictionary/VIDA/VIDA-0021.md`</w:t>
       </w:r>
     </w:p>
+    <w:p/>
     <w:p>
       <w:pPr>
         <w:pStyle w:val="Heading2"/>
@@ -261,6 +389,7 @@
         <w:t>Histórico de revisão</w:t>
       </w:r>
     </w:p>
+    <w:p/>
     <w:p>
       <w:r>
         <w:t>| Data | Versão | Autor | Alteração |</w:t>
@@ -273,14 +402,21 @@
     </w:p>
     <w:p>
       <w:r>
+        <w:t>| 2026-06-26 | 0.2 | JP-BR Insurance Knowledge Base | Inclusão de consulta japonesa, próximo passo seguro e limite comercial/compliance. |</w:t>
+      </w:r>
+    </w:p>
+    <w:p>
+      <w:r>
         <w:t>| 2026-06-26 | 0.1 | JP-BR Insurance Knowledge Base | Criação inicial. |</w:t>
       </w:r>
     </w:p>
-    <w:p>
-      <w:r>
-        <w:t>————————————————————————</w:t>
-      </w:r>
-    </w:p>
+    <w:p/>
+    <w:p>
+      <w:r>
+        <w:br w:type="page"/>
+      </w:r>
+    </w:p>
+    <w:p/>
     <w:p>
       <w:pPr>
         <w:pStyle w:val="Heading1"/>
@@ -289,6 +425,7 @@
         <w:t>FAQ-VIDA-0022 - Quais são as três doenças graves?</w:t>
       </w:r>
     </w:p>
+    <w:p/>
     <w:p>
       <w:pPr>
         <w:pStyle w:val="Heading2"/>
@@ -297,12 +434,13 @@
         <w:t>Controle</w:t>
       </w:r>
     </w:p>
+    <w:p/>
     <w:p>
       <w:pPr>
         <w:pStyle w:val="ListBullet"/>
       </w:pPr>
       <w:r>
-        <w:t>Versão: 0.1</w:t>
+        <w:t>Versão: 0.2</w:t>
       </w:r>
     </w:p>
     <w:p>
@@ -326,9 +464,10 @@
         <w:pStyle w:val="ListBullet"/>
       </w:pPr>
       <w:r>
-        <w:t>Histórico: Criação inicial.</w:t>
-      </w:r>
-    </w:p>
+        <w:t>Histórico: Criação inicial; reforço NotebookLM e compliance.</w:t>
+      </w:r>
+    </w:p>
+    <w:p/>
     <w:p>
       <w:pPr>
         <w:pStyle w:val="Heading2"/>
@@ -337,11 +476,13 @@
         <w:t>Código</w:t>
       </w:r>
     </w:p>
+    <w:p/>
     <w:p>
       <w:r>
         <w:t>FAQ-VIDA-0022</w:t>
       </w:r>
     </w:p>
+    <w:p/>
     <w:p>
       <w:pPr>
         <w:pStyle w:val="Heading2"/>
@@ -350,11 +491,13 @@
         <w:t>Categoria</w:t>
       </w:r>
     </w:p>
+    <w:p/>
     <w:p>
       <w:r>
         <w:t>VIDA</w:t>
       </w:r>
     </w:p>
+    <w:p/>
     <w:p>
       <w:pPr>
         <w:pStyle w:val="Heading2"/>
@@ -363,11 +506,39 @@
         <w:t>Pergunta</w:t>
       </w:r>
     </w:p>
+    <w:p/>
     <w:p>
       <w:r>
         <w:t>Quais são as três doenças graves?</w:t>
       </w:r>
     </w:p>
+    <w:p/>
+    <w:p>
+      <w:pPr>
+        <w:pStyle w:val="Heading2"/>
+      </w:pPr>
+      <w:r>
+        <w:t>Consulta natural em japonês</w:t>
+      </w:r>
+    </w:p>
+    <w:p/>
+    <w:p>
+      <w:pPr>
+        <w:pStyle w:val="ListBullet"/>
+      </w:pPr>
+      <w:r>
+        <w:t>三大疾病保障とは何ですか。</w:t>
+      </w:r>
+    </w:p>
+    <w:p>
+      <w:pPr>
+        <w:pStyle w:val="ListBullet"/>
+      </w:pPr>
+      <w:r>
+        <w:t>がん・心疾患・脳血管疾患の保障をどう説明しますか。</w:t>
+      </w:r>
+    </w:p>
+    <w:p/>
     <w:p>
       <w:pPr>
         <w:pStyle w:val="Heading2"/>
@@ -376,11 +547,13 @@
         <w:t>Situação de atendimento</w:t>
       </w:r>
     </w:p>
+    <w:p/>
     <w:p>
       <w:r>
         <w:t>Cliente quer entender coberturas, planejamento ou revisão de seguro de vida.</w:t>
       </w:r>
     </w:p>
+    <w:p/>
     <w:p>
       <w:pPr>
         <w:pStyle w:val="Heading2"/>
@@ -389,11 +562,13 @@
         <w:t>Resposta técnica</w:t>
       </w:r>
     </w:p>
+    <w:p/>
     <w:p>
       <w:r>
         <w:t>Conjunto geralmente relacionado a câncer, infarto agudo do miocárdio e acidente vascular cerebral, conforme definição do produto.</w:t>
       </w:r>
     </w:p>
+    <w:p/>
     <w:p>
       <w:pPr>
         <w:pStyle w:val="Heading2"/>
@@ -402,11 +577,43 @@
         <w:t>Como responder ao cliente brasileiro</w:t>
       </w:r>
     </w:p>
+    <w:p/>
     <w:p>
       <w:r>
         <w:t>Essa cobertura depende da definição exata da seguradora; não basta ter qualquer doença grave.</w:t>
       </w:r>
     </w:p>
+    <w:p/>
+    <w:p>
+      <w:pPr>
+        <w:pStyle w:val="Heading2"/>
+      </w:pPr>
+      <w:r>
+        <w:t>Próximo passo seguro</w:t>
+      </w:r>
+    </w:p>
+    <w:p/>
+    <w:p>
+      <w:r>
+        <w:t>対象疾病、診断条件、所定状態、待機期間、支払回数を確認する。</w:t>
+      </w:r>
+    </w:p>
+    <w:p/>
+    <w:p>
+      <w:pPr>
+        <w:pStyle w:val="Heading2"/>
+      </w:pPr>
+      <w:r>
+        <w:t>Limite comercial/compliance</w:t>
+      </w:r>
+    </w:p>
+    <w:p/>
+    <w:p>
+      <w:r>
+        <w:t>一般的な病名と保険上の支払条件は異なるため、正式条件を確認する。</w:t>
+      </w:r>
+    </w:p>
+    <w:p/>
     <w:p>
       <w:pPr>
         <w:pStyle w:val="Heading2"/>
@@ -415,6 +622,7 @@
         <w:t>Termos relacionados</w:t>
       </w:r>
     </w:p>
+    <w:p/>
     <w:p>
       <w:pPr>
         <w:pStyle w:val="ListBullet"/>
@@ -423,6 +631,7 @@
         <w:t>VIDA-0022 - 三大疾病 - Três doenças graves</w:t>
       </w:r>
     </w:p>
+    <w:p/>
     <w:p>
       <w:pPr>
         <w:pStyle w:val="Heading2"/>
@@ -431,6 +640,7 @@
         <w:t>Referências cruzadas</w:t>
       </w:r>
     </w:p>
+    <w:p/>
     <w:p>
       <w:pPr>
         <w:pStyle w:val="ListBullet"/>
@@ -447,6 +657,7 @@
         <w:t>CASE-VIDA-0009</w:t>
       </w:r>
     </w:p>
+    <w:p/>
     <w:p>
       <w:pPr>
         <w:pStyle w:val="Heading2"/>
@@ -455,6 +666,7 @@
         <w:t>Referências</w:t>
       </w:r>
     </w:p>
+    <w:p/>
     <w:p>
       <w:pPr>
         <w:pStyle w:val="ListBullet"/>
@@ -463,6 +675,7 @@
         <w:t>Documento interno: `02_MasterDictionary/VIDA/VIDA-0022.md`</w:t>
       </w:r>
     </w:p>
+    <w:p/>
     <w:p>
       <w:pPr>
         <w:pStyle w:val="Heading2"/>
@@ -471,6 +684,7 @@
         <w:t>Tags</w:t>
       </w:r>
     </w:p>
+    <w:p/>
     <w:p>
       <w:pPr>
         <w:pStyle w:val="ListBullet"/>
@@ -503,6 +717,7 @@
         <w:t>planejamento</w:t>
       </w:r>
     </w:p>
+    <w:p/>
     <w:p>
       <w:pPr>
         <w:pStyle w:val="Heading2"/>
@@ -511,6 +726,7 @@
         <w:t>Veja também</w:t>
       </w:r>
     </w:p>
+    <w:p/>
     <w:p>
       <w:pPr>
         <w:pStyle w:val="ListBullet"/>
@@ -519,6 +735,7 @@
         <w:t>`02_MasterDictionary/VIDA/VIDA-0022.md`</w:t>
       </w:r>
     </w:p>
+    <w:p/>
     <w:p>
       <w:pPr>
         <w:pStyle w:val="Heading2"/>
@@ -527,6 +744,7 @@
         <w:t>Histórico de revisão</w:t>
       </w:r>
     </w:p>
+    <w:p/>
     <w:p>
       <w:r>
         <w:t>| Data | Versão | Autor | Alteração |</w:t>
@@ -539,14 +757,21 @@
     </w:p>
     <w:p>
       <w:r>
+        <w:t>| 2026-06-26 | 0.2 | JP-BR Insurance Knowledge Base | Inclusão de consulta japonesa, próximo passo seguro e limite comercial/compliance. |</w:t>
+      </w:r>
+    </w:p>
+    <w:p>
+      <w:r>
         <w:t>| 2026-06-26 | 0.1 | JP-BR Insurance Knowledge Base | Criação inicial. |</w:t>
       </w:r>
     </w:p>
-    <w:p>
-      <w:r>
-        <w:t>————————————————————————</w:t>
-      </w:r>
-    </w:p>
+    <w:p/>
+    <w:p>
+      <w:r>
+        <w:br w:type="page"/>
+      </w:r>
+    </w:p>
+    <w:p/>
     <w:p>
       <w:pPr>
         <w:pStyle w:val="Heading1"/>
@@ -555,6 +780,7 @@
         <w:t>FAQ-VIDA-0023 - Quando recebo benefício por diagnóstico de câncer?</w:t>
       </w:r>
     </w:p>
+    <w:p/>
     <w:p>
       <w:pPr>
         <w:pStyle w:val="Heading2"/>
@@ -563,12 +789,13 @@
         <w:t>Controle</w:t>
       </w:r>
     </w:p>
+    <w:p/>
     <w:p>
       <w:pPr>
         <w:pStyle w:val="ListBullet"/>
       </w:pPr>
       <w:r>
-        <w:t>Versão: 0.1</w:t>
+        <w:t>Versão: 0.2</w:t>
       </w:r>
     </w:p>
     <w:p>
@@ -592,9 +819,10 @@
         <w:pStyle w:val="ListBullet"/>
       </w:pPr>
       <w:r>
-        <w:t>Histórico: Criação inicial.</w:t>
-      </w:r>
-    </w:p>
+        <w:t>Histórico: Criação inicial; reforço NotebookLM e compliance.</w:t>
+      </w:r>
+    </w:p>
+    <w:p/>
     <w:p>
       <w:pPr>
         <w:pStyle w:val="Heading2"/>
@@ -603,11 +831,13 @@
         <w:t>Código</w:t>
       </w:r>
     </w:p>
+    <w:p/>
     <w:p>
       <w:r>
         <w:t>FAQ-VIDA-0023</w:t>
       </w:r>
     </w:p>
+    <w:p/>
     <w:p>
       <w:pPr>
         <w:pStyle w:val="Heading2"/>
@@ -616,11 +846,13 @@
         <w:t>Categoria</w:t>
       </w:r>
     </w:p>
+    <w:p/>
     <w:p>
       <w:r>
         <w:t>VIDA</w:t>
       </w:r>
     </w:p>
+    <w:p/>
     <w:p>
       <w:pPr>
         <w:pStyle w:val="Heading2"/>
@@ -629,11 +861,39 @@
         <w:t>Pergunta</w:t>
       </w:r>
     </w:p>
+    <w:p/>
     <w:p>
       <w:r>
         <w:t>Quando recebo benefício por diagnóstico de câncer?</w:t>
       </w:r>
     </w:p>
+    <w:p/>
+    <w:p>
+      <w:pPr>
+        <w:pStyle w:val="Heading2"/>
+      </w:pPr>
+      <w:r>
+        <w:t>Consulta natural em japonês</w:t>
+      </w:r>
+    </w:p>
+    <w:p/>
+    <w:p>
+      <w:pPr>
+        <w:pStyle w:val="ListBullet"/>
+      </w:pPr>
+      <w:r>
+        <w:t>がん診断給付金はいつ受け取れますか。</w:t>
+      </w:r>
+    </w:p>
+    <w:p>
+      <w:pPr>
+        <w:pStyle w:val="ListBullet"/>
+      </w:pPr>
+      <w:r>
+        <w:t>がん診断一時金をブラジル人のお客様にどう説明しますか。</w:t>
+      </w:r>
+    </w:p>
+    <w:p/>
     <w:p>
       <w:pPr>
         <w:pStyle w:val="Heading2"/>
@@ -642,11 +902,13 @@
         <w:t>Situação de atendimento</w:t>
       </w:r>
     </w:p>
+    <w:p/>
     <w:p>
       <w:r>
         <w:t>Cliente quer entender coberturas, planejamento ou revisão de seguro de vida.</w:t>
       </w:r>
     </w:p>
+    <w:p/>
     <w:p>
       <w:pPr>
         <w:pStyle w:val="Heading2"/>
@@ -655,11 +917,13 @@
         <w:t>Resposta técnica</w:t>
       </w:r>
     </w:p>
+    <w:p/>
     <w:p>
       <w:r>
         <w:t>Benefício pago quando há diagnóstico de câncer que atende às condições do contrato.</w:t>
       </w:r>
     </w:p>
+    <w:p/>
     <w:p>
       <w:pPr>
         <w:pStyle w:val="Heading2"/>
@@ -668,11 +932,43 @@
         <w:t>Como responder ao cliente brasileiro</w:t>
       </w:r>
     </w:p>
+    <w:p/>
     <w:p>
       <w:r>
         <w:t>Se o diagnóstico cumprir as regras do contrato, o seguro pode pagar um benefício específico.</w:t>
       </w:r>
     </w:p>
+    <w:p/>
+    <w:p>
+      <w:pPr>
+        <w:pStyle w:val="Heading2"/>
+      </w:pPr>
+      <w:r>
+        <w:t>Próximo passo seguro</w:t>
+      </w:r>
+    </w:p>
+    <w:p/>
+    <w:p>
+      <w:r>
+        <w:t>診断確定日、病理診断、待機期間、再発・複数回条件を確認する。</w:t>
+      </w:r>
+    </w:p>
+    <w:p/>
+    <w:p>
+      <w:pPr>
+        <w:pStyle w:val="Heading2"/>
+      </w:pPr>
+      <w:r>
+        <w:t>Limite comercial/compliance</w:t>
+      </w:r>
+    </w:p>
+    <w:p/>
+    <w:p>
+      <w:r>
+        <w:t>がんという診断だけで支払を約束せず、約款定義と保険会社査定を確認する。</w:t>
+      </w:r>
+    </w:p>
+    <w:p/>
     <w:p>
       <w:pPr>
         <w:pStyle w:val="Heading2"/>
@@ -681,6 +977,7 @@
         <w:t>Termos relacionados</w:t>
       </w:r>
     </w:p>
+    <w:p/>
     <w:p>
       <w:pPr>
         <w:pStyle w:val="ListBullet"/>
@@ -689,6 +986,7 @@
         <w:t>VIDA-0023 - がん診断給付金 - Benefício por diagnóstico de câncer</w:t>
       </w:r>
     </w:p>
+    <w:p/>
     <w:p>
       <w:pPr>
         <w:pStyle w:val="Heading2"/>
@@ -697,6 +995,7 @@
         <w:t>Referências cruzadas</w:t>
       </w:r>
     </w:p>
+    <w:p/>
     <w:p>
       <w:pPr>
         <w:pStyle w:val="ListBullet"/>
@@ -713,6 +1012,7 @@
         <w:t>CASE-VIDA-0009</w:t>
       </w:r>
     </w:p>
+    <w:p/>
     <w:p>
       <w:pPr>
         <w:pStyle w:val="Heading2"/>
@@ -721,6 +1021,7 @@
         <w:t>Referências</w:t>
       </w:r>
     </w:p>
+    <w:p/>
     <w:p>
       <w:pPr>
         <w:pStyle w:val="ListBullet"/>
@@ -729,6 +1030,7 @@
         <w:t>Documento interno: `02_MasterDictionary/VIDA/VIDA-0023.md`</w:t>
       </w:r>
     </w:p>
+    <w:p/>
     <w:p>
       <w:pPr>
         <w:pStyle w:val="Heading2"/>
@@ -737,6 +1039,7 @@
         <w:t>Tags</w:t>
       </w:r>
     </w:p>
+    <w:p/>
     <w:p>
       <w:pPr>
         <w:pStyle w:val="ListBullet"/>
@@ -769,6 +1072,7 @@
         <w:t>planejamento</w:t>
       </w:r>
     </w:p>
+    <w:p/>
     <w:p>
       <w:pPr>
         <w:pStyle w:val="Heading2"/>
@@ -777,6 +1081,7 @@
         <w:t>Veja também</w:t>
       </w:r>
     </w:p>
+    <w:p/>
     <w:p>
       <w:pPr>
         <w:pStyle w:val="ListBullet"/>
@@ -785,6 +1090,7 @@
         <w:t>`02_MasterDictionary/VIDA/VIDA-0023.md`</w:t>
       </w:r>
     </w:p>
+    <w:p/>
     <w:p>
       <w:pPr>
         <w:pStyle w:val="Heading2"/>
@@ -793,6 +1099,7 @@
         <w:t>Histórico de revisão</w:t>
       </w:r>
     </w:p>
+    <w:p/>
     <w:p>
       <w:r>
         <w:t>| Data | Versão | Autor | Alteração |</w:t>
@@ -805,14 +1112,21 @@
     </w:p>
     <w:p>
       <w:r>
+        <w:t>| 2026-06-26 | 0.2 | JP-BR Insurance Knowledge Base | Inclusão de consulta japonesa, próximo passo seguro e limite comercial/compliance. |</w:t>
+      </w:r>
+    </w:p>
+    <w:p>
+      <w:r>
         <w:t>| 2026-06-26 | 0.1 | JP-BR Insurance Knowledge Base | Criação inicial. |</w:t>
       </w:r>
     </w:p>
-    <w:p>
-      <w:r>
-        <w:t>————————————————————————</w:t>
-      </w:r>
-    </w:p>
+    <w:p/>
+    <w:p>
+      <w:r>
+        <w:br w:type="page"/>
+      </w:r>
+    </w:p>
+    <w:p/>
     <w:p>
       <w:pPr>
         <w:pStyle w:val="Heading1"/>
@@ -821,6 +1135,7 @@
         <w:t>FAQ-VIDA-0024 - Como funciona benefício por internação?</w:t>
       </w:r>
     </w:p>
+    <w:p/>
     <w:p>
       <w:pPr>
         <w:pStyle w:val="Heading2"/>
@@ -829,12 +1144,13 @@
         <w:t>Controle</w:t>
       </w:r>
     </w:p>
+    <w:p/>
     <w:p>
       <w:pPr>
         <w:pStyle w:val="ListBullet"/>
       </w:pPr>
       <w:r>
-        <w:t>Versão: 0.1</w:t>
+        <w:t>Versão: 0.2</w:t>
       </w:r>
     </w:p>
     <w:p>
@@ -858,9 +1174,10 @@
         <w:pStyle w:val="ListBullet"/>
       </w:pPr>
       <w:r>
-        <w:t>Histórico: Criação inicial.</w:t>
-      </w:r>
-    </w:p>
+        <w:t>Histórico: Criação inicial; reforço NotebookLM e compliance.</w:t>
+      </w:r>
+    </w:p>
+    <w:p/>
     <w:p>
       <w:pPr>
         <w:pStyle w:val="Heading2"/>
@@ -869,11 +1186,13 @@
         <w:t>Código</w:t>
       </w:r>
     </w:p>
+    <w:p/>
     <w:p>
       <w:r>
         <w:t>FAQ-VIDA-0024</w:t>
       </w:r>
     </w:p>
+    <w:p/>
     <w:p>
       <w:pPr>
         <w:pStyle w:val="Heading2"/>
@@ -882,11 +1201,13 @@
         <w:t>Categoria</w:t>
       </w:r>
     </w:p>
+    <w:p/>
     <w:p>
       <w:r>
         <w:t>VIDA</w:t>
       </w:r>
     </w:p>
+    <w:p/>
     <w:p>
       <w:pPr>
         <w:pStyle w:val="Heading2"/>
@@ -895,11 +1216,39 @@
         <w:t>Pergunta</w:t>
       </w:r>
     </w:p>
+    <w:p/>
     <w:p>
       <w:r>
         <w:t>Como funciona benefício por internação?</w:t>
       </w:r>
     </w:p>
+    <w:p/>
+    <w:p>
+      <w:pPr>
+        <w:pStyle w:val="Heading2"/>
+      </w:pPr>
+      <w:r>
+        <w:t>Consulta natural em japonês</w:t>
+      </w:r>
+    </w:p>
+    <w:p/>
+    <w:p>
+      <w:pPr>
+        <w:pStyle w:val="ListBullet"/>
+      </w:pPr>
+      <w:r>
+        <w:t>入院給付金はどのように支払われますか。</w:t>
+      </w:r>
+    </w:p>
+    <w:p>
+      <w:pPr>
+        <w:pStyle w:val="ListBullet"/>
+      </w:pPr>
+      <w:r>
+        <w:t>生命保険の医療特約の入院保障をどう説明しますか。</w:t>
+      </w:r>
+    </w:p>
+    <w:p/>
     <w:p>
       <w:pPr>
         <w:pStyle w:val="Heading2"/>
@@ -908,11 +1257,13 @@
         <w:t>Situação de atendimento</w:t>
       </w:r>
     </w:p>
+    <w:p/>
     <w:p>
       <w:r>
         <w:t>Cliente quer entender coberturas, planejamento ou revisão de seguro de vida.</w:t>
       </w:r>
     </w:p>
+    <w:p/>
     <w:p>
       <w:pPr>
         <w:pStyle w:val="Heading2"/>
@@ -921,11 +1272,13 @@
         <w:t>Resposta técnica</w:t>
       </w:r>
     </w:p>
+    <w:p/>
     <w:p>
       <w:r>
         <w:t>Valor pago por internação coberta, conforme diária, limite e condições do contrato.</w:t>
       </w:r>
     </w:p>
+    <w:p/>
     <w:p>
       <w:pPr>
         <w:pStyle w:val="Heading2"/>
@@ -934,11 +1287,43 @@
         <w:t>Como responder ao cliente brasileiro</w:t>
       </w:r>
     </w:p>
+    <w:p/>
     <w:p>
       <w:r>
         <w:t>O valor e os dias cobertos dependem do contrato e das regras de internação.</w:t>
       </w:r>
     </w:p>
+    <w:p/>
+    <w:p>
+      <w:pPr>
+        <w:pStyle w:val="Heading2"/>
+      </w:pPr>
+      <w:r>
+        <w:t>Próximo passo seguro</w:t>
+      </w:r>
+    </w:p>
+    <w:p/>
+    <w:p>
+      <w:r>
+        <w:t>入院日額、対象入院、支払限度日数、特約有無を確認する。</w:t>
+      </w:r>
+    </w:p>
+    <w:p/>
+    <w:p>
+      <w:pPr>
+        <w:pStyle w:val="Heading2"/>
+      </w:pPr>
+      <w:r>
+        <w:t>Limite comercial/compliance</w:t>
+      </w:r>
+    </w:p>
+    <w:p/>
+    <w:p>
+      <w:r>
+        <w:t>入院すれば必ず支払われるとは説明せず、対象入院と限度日数を確認する。</w:t>
+      </w:r>
+    </w:p>
+    <w:p/>
     <w:p>
       <w:pPr>
         <w:pStyle w:val="Heading2"/>
@@ -947,6 +1332,7 @@
         <w:t>Termos relacionados</w:t>
       </w:r>
     </w:p>
+    <w:p/>
     <w:p>
       <w:pPr>
         <w:pStyle w:val="ListBullet"/>
@@ -955,6 +1341,7 @@
         <w:t>VIDA-0024 - 入院給付金 - Benefício por internação</w:t>
       </w:r>
     </w:p>
+    <w:p/>
     <w:p>
       <w:pPr>
         <w:pStyle w:val="Heading2"/>
@@ -963,6 +1350,7 @@
         <w:t>Referências cruzadas</w:t>
       </w:r>
     </w:p>
+    <w:p/>
     <w:p>
       <w:pPr>
         <w:pStyle w:val="ListBullet"/>
@@ -979,6 +1367,7 @@
         <w:t>CASE-VIDA-0010</w:t>
       </w:r>
     </w:p>
+    <w:p/>
     <w:p>
       <w:pPr>
         <w:pStyle w:val="Heading2"/>
@@ -987,6 +1376,7 @@
         <w:t>Referências</w:t>
       </w:r>
     </w:p>
+    <w:p/>
     <w:p>
       <w:pPr>
         <w:pStyle w:val="ListBullet"/>
@@ -995,6 +1385,7 @@
         <w:t>Documento interno: `02_MasterDictionary/VIDA/VIDA-0024.md`</w:t>
       </w:r>
     </w:p>
+    <w:p/>
     <w:p>
       <w:pPr>
         <w:pStyle w:val="Heading2"/>
@@ -1003,6 +1394,7 @@
         <w:t>Tags</w:t>
       </w:r>
     </w:p>
+    <w:p/>
     <w:p>
       <w:pPr>
         <w:pStyle w:val="ListBullet"/>
@@ -1035,6 +1427,7 @@
         <w:t>planejamento</w:t>
       </w:r>
     </w:p>
+    <w:p/>
     <w:p>
       <w:pPr>
         <w:pStyle w:val="Heading2"/>
@@ -1043,6 +1436,7 @@
         <w:t>Veja também</w:t>
       </w:r>
     </w:p>
+    <w:p/>
     <w:p>
       <w:pPr>
         <w:pStyle w:val="ListBullet"/>
@@ -1051,6 +1445,7 @@
         <w:t>`02_MasterDictionary/VIDA/VIDA-0024.md`</w:t>
       </w:r>
     </w:p>
+    <w:p/>
     <w:p>
       <w:pPr>
         <w:pStyle w:val="Heading2"/>
@@ -1059,6 +1454,7 @@
         <w:t>Histórico de revisão</w:t>
       </w:r>
     </w:p>
+    <w:p/>
     <w:p>
       <w:r>
         <w:t>| Data | Versão | Autor | Alteração |</w:t>
@@ -1071,14 +1467,21 @@
     </w:p>
     <w:p>
       <w:r>
+        <w:t>| 2026-06-26 | 0.2 | JP-BR Insurance Knowledge Base | Inclusão de consulta japonesa, próximo passo seguro e limite comercial/compliance. |</w:t>
+      </w:r>
+    </w:p>
+    <w:p>
+      <w:r>
         <w:t>| 2026-06-26 | 0.1 | JP-BR Insurance Knowledge Base | Criação inicial. |</w:t>
       </w:r>
     </w:p>
-    <w:p>
-      <w:r>
-        <w:t>————————————————————————</w:t>
-      </w:r>
-    </w:p>
+    <w:p/>
+    <w:p>
+      <w:r>
+        <w:br w:type="page"/>
+      </w:r>
+    </w:p>
+    <w:p/>
     <w:p>
       <w:pPr>
         <w:pStyle w:val="Heading1"/>
@@ -1087,6 +1490,7 @@
         <w:t>FAQ-VIDA-0025 - Toda cirurgia dá direito a benefício?</w:t>
       </w:r>
     </w:p>
+    <w:p/>
     <w:p>
       <w:pPr>
         <w:pStyle w:val="Heading2"/>
@@ -1095,12 +1499,13 @@
         <w:t>Controle</w:t>
       </w:r>
     </w:p>
+    <w:p/>
     <w:p>
       <w:pPr>
         <w:pStyle w:val="ListBullet"/>
       </w:pPr>
       <w:r>
-        <w:t>Versão: 0.1</w:t>
+        <w:t>Versão: 0.2</w:t>
       </w:r>
     </w:p>
     <w:p>
@@ -1124,9 +1529,10 @@
         <w:pStyle w:val="ListBullet"/>
       </w:pPr>
       <w:r>
-        <w:t>Histórico: Criação inicial.</w:t>
-      </w:r>
-    </w:p>
+        <w:t>Histórico: Criação inicial; reforço NotebookLM e compliance.</w:t>
+      </w:r>
+    </w:p>
+    <w:p/>
     <w:p>
       <w:pPr>
         <w:pStyle w:val="Heading2"/>
@@ -1135,11 +1541,13 @@
         <w:t>Código</w:t>
       </w:r>
     </w:p>
+    <w:p/>
     <w:p>
       <w:r>
         <w:t>FAQ-VIDA-0025</w:t>
       </w:r>
     </w:p>
+    <w:p/>
     <w:p>
       <w:pPr>
         <w:pStyle w:val="Heading2"/>
@@ -1148,11 +1556,13 @@
         <w:t>Categoria</w:t>
       </w:r>
     </w:p>
+    <w:p/>
     <w:p>
       <w:r>
         <w:t>VIDA</w:t>
       </w:r>
     </w:p>
+    <w:p/>
     <w:p>
       <w:pPr>
         <w:pStyle w:val="Heading2"/>
@@ -1161,11 +1571,39 @@
         <w:t>Pergunta</w:t>
       </w:r>
     </w:p>
+    <w:p/>
     <w:p>
       <w:r>
         <w:t>Toda cirurgia dá direito a benefício?</w:t>
       </w:r>
     </w:p>
+    <w:p/>
+    <w:p>
+      <w:pPr>
+        <w:pStyle w:val="Heading2"/>
+      </w:pPr>
+      <w:r>
+        <w:t>Consulta natural em japonês</w:t>
+      </w:r>
+    </w:p>
+    <w:p/>
+    <w:p>
+      <w:pPr>
+        <w:pStyle w:val="ListBullet"/>
+      </w:pPr>
+      <w:r>
+        <w:t>すべての手術が給付対象になりますか。</w:t>
+      </w:r>
+    </w:p>
+    <w:p>
+      <w:pPr>
+        <w:pStyle w:val="ListBullet"/>
+      </w:pPr>
+      <w:r>
+        <w:t>手術給付金の対象をブラジル人のお客様にどう説明しますか。</w:t>
+      </w:r>
+    </w:p>
+    <w:p/>
     <w:p>
       <w:pPr>
         <w:pStyle w:val="Heading2"/>
@@ -1174,11 +1612,13 @@
         <w:t>Situação de atendimento</w:t>
       </w:r>
     </w:p>
+    <w:p/>
     <w:p>
       <w:r>
         <w:t>Cliente quer entender coberturas, planejamento ou revisão de seguro de vida.</w:t>
       </w:r>
     </w:p>
+    <w:p/>
     <w:p>
       <w:pPr>
         <w:pStyle w:val="Heading2"/>
@@ -1187,11 +1627,13 @@
         <w:t>Resposta técnica</w:t>
       </w:r>
     </w:p>
+    <w:p/>
     <w:p>
       <w:r>
         <w:t>Valor pago por cirurgia coberta conforme lista, categoria ou regra definida pela seguradora.</w:t>
       </w:r>
     </w:p>
+    <w:p/>
     <w:p>
       <w:pPr>
         <w:pStyle w:val="Heading2"/>
@@ -1200,11 +1642,43 @@
         <w:t>Como responder ao cliente brasileiro</w:t>
       </w:r>
     </w:p>
+    <w:p/>
     <w:p>
       <w:r>
         <w:t>Nem toda cirurgia gera o mesmo pagamento; precisamos confirmar se está dentro das regras.</w:t>
       </w:r>
     </w:p>
+    <w:p/>
+    <w:p>
+      <w:pPr>
+        <w:pStyle w:val="Heading2"/>
+      </w:pPr>
+      <w:r>
+        <w:t>Próximo passo seguro</w:t>
+      </w:r>
+    </w:p>
+    <w:p/>
+    <w:p>
+      <w:r>
+        <w:t>手術名、治療目的、医療機関、約款上の対象分類を確認する。</w:t>
+      </w:r>
+    </w:p>
+    <w:p/>
+    <w:p>
+      <w:pPr>
+        <w:pStyle w:val="Heading2"/>
+      </w:pPr>
+      <w:r>
+        <w:t>Limite comercial/compliance</w:t>
+      </w:r>
+    </w:p>
+    <w:p/>
+    <w:p>
+      <w:r>
+        <w:t>手術名だけで支払可否を断定せず、診断書と保険会社査定を確認する。</w:t>
+      </w:r>
+    </w:p>
+    <w:p/>
     <w:p>
       <w:pPr>
         <w:pStyle w:val="Heading2"/>
@@ -1213,6 +1687,7 @@
         <w:t>Termos relacionados</w:t>
       </w:r>
     </w:p>
+    <w:p/>
     <w:p>
       <w:pPr>
         <w:pStyle w:val="ListBullet"/>
@@ -1221,6 +1696,7 @@
         <w:t>VIDA-0025 - 手術給付金 - Benefício por cirurgia</w:t>
       </w:r>
     </w:p>
+    <w:p/>
     <w:p>
       <w:pPr>
         <w:pStyle w:val="Heading2"/>
@@ -1229,6 +1705,7 @@
         <w:t>Referências cruzadas</w:t>
       </w:r>
     </w:p>
+    <w:p/>
     <w:p>
       <w:pPr>
         <w:pStyle w:val="ListBullet"/>
@@ -1245,6 +1722,7 @@
         <w:t>CASE-VIDA-0010</w:t>
       </w:r>
     </w:p>
+    <w:p/>
     <w:p>
       <w:pPr>
         <w:pStyle w:val="Heading2"/>
@@ -1253,6 +1731,7 @@
         <w:t>Referências</w:t>
       </w:r>
     </w:p>
+    <w:p/>
     <w:p>
       <w:pPr>
         <w:pStyle w:val="ListBullet"/>
@@ -1261,6 +1740,7 @@
         <w:t>Documento interno: `02_MasterDictionary/VIDA/VIDA-0025.md`</w:t>
       </w:r>
     </w:p>
+    <w:p/>
     <w:p>
       <w:pPr>
         <w:pStyle w:val="Heading2"/>
@@ -1269,6 +1749,7 @@
         <w:t>Tags</w:t>
       </w:r>
     </w:p>
+    <w:p/>
     <w:p>
       <w:pPr>
         <w:pStyle w:val="ListBullet"/>
@@ -1301,6 +1782,7 @@
         <w:t>planejamento</w:t>
       </w:r>
     </w:p>
+    <w:p/>
     <w:p>
       <w:pPr>
         <w:pStyle w:val="Heading2"/>
@@ -1309,6 +1791,7 @@
         <w:t>Veja também</w:t>
       </w:r>
     </w:p>
+    <w:p/>
     <w:p>
       <w:pPr>
         <w:pStyle w:val="ListBullet"/>
@@ -1317,6 +1800,7 @@
         <w:t>`02_MasterDictionary/VIDA/VIDA-0025.md`</w:t>
       </w:r>
     </w:p>
+    <w:p/>
     <w:p>
       <w:pPr>
         <w:pStyle w:val="Heading2"/>
@@ -1325,6 +1809,7 @@
         <w:t>Histórico de revisão</w:t>
       </w:r>
     </w:p>
+    <w:p/>
     <w:p>
       <w:r>
         <w:t>| Data | Versão | Autor | Alteração |</w:t>
@@ -1337,14 +1822,21 @@
     </w:p>
     <w:p>
       <w:r>
+        <w:t>| 2026-06-26 | 0.2 | JP-BR Insurance Knowledge Base | Inclusão de consulta japonesa, próximo passo seguro e limite comercial/compliance. |</w:t>
+      </w:r>
+    </w:p>
+    <w:p>
+      <w:r>
         <w:t>| 2026-06-26 | 0.1 | JP-BR Insurance Knowledge Base | Criação inicial. |</w:t>
       </w:r>
     </w:p>
-    <w:p>
-      <w:r>
-        <w:t>————————————————————————</w:t>
-      </w:r>
-    </w:p>
+    <w:p/>
+    <w:p>
+      <w:r>
+        <w:br w:type="page"/>
+      </w:r>
+    </w:p>
+    <w:p/>
     <w:p>
       <w:pPr>
         <w:pStyle w:val="Heading1"/>
@@ -1353,6 +1845,7 @@
         <w:t>FAQ-VIDA-0026 - Tratamento sem internação pode ser coberto?</w:t>
       </w:r>
     </w:p>
+    <w:p/>
     <w:p>
       <w:pPr>
         <w:pStyle w:val="Heading2"/>
@@ -1361,12 +1854,13 @@
         <w:t>Controle</w:t>
       </w:r>
     </w:p>
+    <w:p/>
     <w:p>
       <w:pPr>
         <w:pStyle w:val="ListBullet"/>
       </w:pPr>
       <w:r>
-        <w:t>Versão: 0.1</w:t>
+        <w:t>Versão: 0.2</w:t>
       </w:r>
     </w:p>
     <w:p>
@@ -1390,9 +1884,10 @@
         <w:pStyle w:val="ListBullet"/>
       </w:pPr>
       <w:r>
-        <w:t>Histórico: Criação inicial.</w:t>
-      </w:r>
-    </w:p>
+        <w:t>Histórico: Criação inicial; reforço NotebookLM e compliance.</w:t>
+      </w:r>
+    </w:p>
+    <w:p/>
     <w:p>
       <w:pPr>
         <w:pStyle w:val="Heading2"/>
@@ -1401,11 +1896,13 @@
         <w:t>Código</w:t>
       </w:r>
     </w:p>
+    <w:p/>
     <w:p>
       <w:r>
         <w:t>FAQ-VIDA-0026</w:t>
       </w:r>
     </w:p>
+    <w:p/>
     <w:p>
       <w:pPr>
         <w:pStyle w:val="Heading2"/>
@@ -1414,11 +1911,13 @@
         <w:t>Categoria</w:t>
       </w:r>
     </w:p>
+    <w:p/>
     <w:p>
       <w:r>
         <w:t>VIDA</w:t>
       </w:r>
     </w:p>
+    <w:p/>
     <w:p>
       <w:pPr>
         <w:pStyle w:val="Heading2"/>
@@ -1427,11 +1926,39 @@
         <w:t>Pergunta</w:t>
       </w:r>
     </w:p>
+    <w:p/>
     <w:p>
       <w:r>
         <w:t>Tratamento sem internação pode ser coberto?</w:t>
       </w:r>
     </w:p>
+    <w:p/>
+    <w:p>
+      <w:pPr>
+        <w:pStyle w:val="Heading2"/>
+      </w:pPr>
+      <w:r>
+        <w:t>Consulta natural em japonês</w:t>
+      </w:r>
+    </w:p>
+    <w:p/>
+    <w:p>
+      <w:pPr>
+        <w:pStyle w:val="ListBullet"/>
+      </w:pPr>
+      <w:r>
+        <w:t>通院治療は生命保険で保障されますか。</w:t>
+      </w:r>
+    </w:p>
+    <w:p>
+      <w:pPr>
+        <w:pStyle w:val="ListBullet"/>
+      </w:pPr>
+      <w:r>
+        <w:t>外来治療の保障条件をどう説明しますか。</w:t>
+      </w:r>
+    </w:p>
+    <w:p/>
     <w:p>
       <w:pPr>
         <w:pStyle w:val="Heading2"/>
@@ -1440,11 +1967,13 @@
         <w:t>Situação de atendimento</w:t>
       </w:r>
     </w:p>
+    <w:p/>
     <w:p>
       <w:r>
         <w:t>Cliente quer entender coberturas, planejamento ou revisão de seguro de vida.</w:t>
       </w:r>
     </w:p>
+    <w:p/>
     <w:p>
       <w:pPr>
         <w:pStyle w:val="Heading2"/>
@@ -1453,11 +1982,13 @@
         <w:t>Resposta técnica</w:t>
       </w:r>
     </w:p>
+    <w:p/>
     <w:p>
       <w:r>
         <w:t>Benefício relacionado a atendimento sem internação, quando previsto no contrato.</w:t>
       </w:r>
     </w:p>
+    <w:p/>
     <w:p>
       <w:pPr>
         <w:pStyle w:val="Heading2"/>
@@ -1466,11 +1997,43 @@
         <w:t>Como responder ao cliente brasileiro</w:t>
       </w:r>
     </w:p>
+    <w:p/>
     <w:p>
       <w:r>
         <w:t>Alguns contratos cobrem consultas ou tratamentos após internação ou em condições específicas.</w:t>
       </w:r>
     </w:p>
+    <w:p/>
+    <w:p>
+      <w:pPr>
+        <w:pStyle w:val="Heading2"/>
+      </w:pPr>
+      <w:r>
+        <w:t>Próximo passo seguro</w:t>
+      </w:r>
+    </w:p>
+    <w:p/>
+    <w:p>
+      <w:r>
+        <w:t>通院特約、入院前後条件、対象治療、日数制限を確認する。</w:t>
+      </w:r>
+    </w:p>
+    <w:p/>
+    <w:p>
+      <w:pPr>
+        <w:pStyle w:val="Heading2"/>
+      </w:pPr>
+      <w:r>
+        <w:t>Limite comercial/compliance</w:t>
+      </w:r>
+    </w:p>
+    <w:p/>
+    <w:p>
+      <w:r>
+        <w:t>通院だけで必ず給付されるとは言わず、特約条件を確認する。</w:t>
+      </w:r>
+    </w:p>
+    <w:p/>
     <w:p>
       <w:pPr>
         <w:pStyle w:val="Heading2"/>
@@ -1479,6 +2042,7 @@
         <w:t>Termos relacionados</w:t>
       </w:r>
     </w:p>
+    <w:p/>
     <w:p>
       <w:pPr>
         <w:pStyle w:val="ListBullet"/>
@@ -1487,6 +2051,7 @@
         <w:t>VIDA-0026 - 通院給付金 - Benefício por consulta ou tratamento ambulatorial</w:t>
       </w:r>
     </w:p>
+    <w:p/>
     <w:p>
       <w:pPr>
         <w:pStyle w:val="Heading2"/>
@@ -1495,6 +2060,7 @@
         <w:t>Referências cruzadas</w:t>
       </w:r>
     </w:p>
+    <w:p/>
     <w:p>
       <w:pPr>
         <w:pStyle w:val="ListBullet"/>
@@ -1511,6 +2077,7 @@
         <w:t>CASE-VIDA-0010</w:t>
       </w:r>
     </w:p>
+    <w:p/>
     <w:p>
       <w:pPr>
         <w:pStyle w:val="Heading2"/>
@@ -1519,6 +2086,7 @@
         <w:t>Referências</w:t>
       </w:r>
     </w:p>
+    <w:p/>
     <w:p>
       <w:pPr>
         <w:pStyle w:val="ListBullet"/>
@@ -1527,6 +2095,7 @@
         <w:t>Documento interno: `02_MasterDictionary/VIDA/VIDA-0026.md`</w:t>
       </w:r>
     </w:p>
+    <w:p/>
     <w:p>
       <w:pPr>
         <w:pStyle w:val="Heading2"/>
@@ -1535,6 +2104,7 @@
         <w:t>Tags</w:t>
       </w:r>
     </w:p>
+    <w:p/>
     <w:p>
       <w:pPr>
         <w:pStyle w:val="ListBullet"/>
@@ -1567,6 +2137,7 @@
         <w:t>planejamento</w:t>
       </w:r>
     </w:p>
+    <w:p/>
     <w:p>
       <w:pPr>
         <w:pStyle w:val="Heading2"/>
@@ -1575,6 +2146,7 @@
         <w:t>Veja também</w:t>
       </w:r>
     </w:p>
+    <w:p/>
     <w:p>
       <w:pPr>
         <w:pStyle w:val="ListBullet"/>
@@ -1583,6 +2155,7 @@
         <w:t>`02_MasterDictionary/VIDA/VIDA-0026.md`</w:t>
       </w:r>
     </w:p>
+    <w:p/>
     <w:p>
       <w:pPr>
         <w:pStyle w:val="Heading2"/>
@@ -1591,6 +2164,7 @@
         <w:t>Histórico de revisão</w:t>
       </w:r>
     </w:p>
+    <w:p/>
     <w:p>
       <w:r>
         <w:t>| Data | Versão | Autor | Alteração |</w:t>
@@ -1603,14 +2177,21 @@
     </w:p>
     <w:p>
       <w:r>
+        <w:t>| 2026-06-26 | 0.2 | JP-BR Insurance Knowledge Base | Inclusão de consulta japonesa, próximo passo seguro e limite comercial/compliance. |</w:t>
+      </w:r>
+    </w:p>
+    <w:p>
+      <w:r>
         <w:t>| 2026-06-26 | 0.1 | JP-BR Insurance Knowledge Base | Criação inicial. |</w:t>
       </w:r>
     </w:p>
-    <w:p>
-      <w:r>
-        <w:t>————————————————————————</w:t>
-      </w:r>
-    </w:p>
+    <w:p/>
+    <w:p>
+      <w:r>
+        <w:br w:type="page"/>
+      </w:r>
+    </w:p>
+    <w:p/>
     <w:p>
       <w:pPr>
         <w:pStyle w:val="Heading1"/>
@@ -1619,6 +2200,7 @@
         <w:t>FAQ-VIDA-0027 - O que é tratamento médico avançado?</w:t>
       </w:r>
     </w:p>
+    <w:p/>
     <w:p>
       <w:pPr>
         <w:pStyle w:val="Heading2"/>
@@ -1627,12 +2209,13 @@
         <w:t>Controle</w:t>
       </w:r>
     </w:p>
+    <w:p/>
     <w:p>
       <w:pPr>
         <w:pStyle w:val="ListBullet"/>
       </w:pPr>
       <w:r>
-        <w:t>Versão: 0.1</w:t>
+        <w:t>Versão: 0.2</w:t>
       </w:r>
     </w:p>
     <w:p>
@@ -1656,9 +2239,10 @@
         <w:pStyle w:val="ListBullet"/>
       </w:pPr>
       <w:r>
-        <w:t>Histórico: Criação inicial.</w:t>
-      </w:r>
-    </w:p>
+        <w:t>Histórico: Criação inicial; reforço NotebookLM e compliance.</w:t>
+      </w:r>
+    </w:p>
+    <w:p/>
     <w:p>
       <w:pPr>
         <w:pStyle w:val="Heading2"/>
@@ -1667,11 +2251,13 @@
         <w:t>Código</w:t>
       </w:r>
     </w:p>
+    <w:p/>
     <w:p>
       <w:r>
         <w:t>FAQ-VIDA-0027</w:t>
       </w:r>
     </w:p>
+    <w:p/>
     <w:p>
       <w:pPr>
         <w:pStyle w:val="Heading2"/>
@@ -1680,11 +2266,13 @@
         <w:t>Categoria</w:t>
       </w:r>
     </w:p>
+    <w:p/>
     <w:p>
       <w:r>
         <w:t>VIDA</w:t>
       </w:r>
     </w:p>
+    <w:p/>
     <w:p>
       <w:pPr>
         <w:pStyle w:val="Heading2"/>
@@ -1693,11 +2281,39 @@
         <w:t>Pergunta</w:t>
       </w:r>
     </w:p>
+    <w:p/>
     <w:p>
       <w:r>
         <w:t>O que é tratamento médico avançado?</w:t>
       </w:r>
     </w:p>
+    <w:p/>
+    <w:p>
+      <w:pPr>
+        <w:pStyle w:val="Heading2"/>
+      </w:pPr>
+      <w:r>
+        <w:t>Consulta natural em japonês</w:t>
+      </w:r>
+    </w:p>
+    <w:p/>
+    <w:p>
+      <w:pPr>
+        <w:pStyle w:val="ListBullet"/>
+      </w:pPr>
+      <w:r>
+        <w:t>先進医療とは何ですか。</w:t>
+      </w:r>
+    </w:p>
+    <w:p>
+      <w:pPr>
+        <w:pStyle w:val="ListBullet"/>
+      </w:pPr>
+      <w:r>
+        <w:t>高額な先進医療保障をどう説明しますか。</w:t>
+      </w:r>
+    </w:p>
+    <w:p/>
     <w:p>
       <w:pPr>
         <w:pStyle w:val="Heading2"/>
@@ -1706,11 +2322,13 @@
         <w:t>Situação de atendimento</w:t>
       </w:r>
     </w:p>
+    <w:p/>
     <w:p>
       <w:r>
         <w:t>Cliente quer entender coberturas, planejamento ou revisão de seguro de vida.</w:t>
       </w:r>
     </w:p>
+    <w:p/>
     <w:p>
       <w:pPr>
         <w:pStyle w:val="Heading2"/>
@@ -1719,11 +2337,13 @@
         <w:t>Resposta técnica</w:t>
       </w:r>
     </w:p>
+    <w:p/>
     <w:p>
       <w:r>
         <w:t>Cobertura adicional para determinados tratamentos médicos avançados reconhecidos nas regras do produto.</w:t>
       </w:r>
     </w:p>
+    <w:p/>
     <w:p>
       <w:pPr>
         <w:pStyle w:val="Heading2"/>
@@ -1732,11 +2352,43 @@
         <w:t>Como responder ao cliente brasileiro</w:t>
       </w:r>
     </w:p>
+    <w:p/>
     <w:p>
       <w:r>
         <w:t>Essa cobertura não significa qualquer tratamento novo; ela segue uma lista e regras da seguradora.</w:t>
       </w:r>
     </w:p>
+    <w:p/>
+    <w:p>
+      <w:pPr>
+        <w:pStyle w:val="Heading2"/>
+      </w:pPr>
+      <w:r>
+        <w:t>Próximo passo seguro</w:t>
+      </w:r>
+    </w:p>
+    <w:p/>
+    <w:p>
+      <w:r>
+        <w:t>対象技術、実施医療機関、技術料、特約限度額を確認する。</w:t>
+      </w:r>
+    </w:p>
+    <w:p/>
+    <w:p>
+      <w:pPr>
+        <w:pStyle w:val="Heading2"/>
+      </w:pPr>
+      <w:r>
+        <w:t>Limite comercial/compliance</w:t>
+      </w:r>
+    </w:p>
+    <w:p/>
+    <w:p>
+      <w:r>
+        <w:t>高額治療がすべて先進医療として支払われるとは説明しない。</w:t>
+      </w:r>
+    </w:p>
+    <w:p/>
     <w:p>
       <w:pPr>
         <w:pStyle w:val="Heading2"/>
@@ -1745,6 +2397,7 @@
         <w:t>Termos relacionados</w:t>
       </w:r>
     </w:p>
+    <w:p/>
     <w:p>
       <w:pPr>
         <w:pStyle w:val="ListBullet"/>
@@ -1753,6 +2406,7 @@
         <w:t>VIDA-0027 - 先進医療特約 - Cobertura adicional de tratamento médico avançado</w:t>
       </w:r>
     </w:p>
+    <w:p/>
     <w:p>
       <w:pPr>
         <w:pStyle w:val="Heading2"/>
@@ -1761,6 +2415,7 @@
         <w:t>Referências cruzadas</w:t>
       </w:r>
     </w:p>
+    <w:p/>
     <w:p>
       <w:pPr>
         <w:pStyle w:val="ListBullet"/>
@@ -1777,6 +2432,7 @@
         <w:t>CASE-VIDA-0011</w:t>
       </w:r>
     </w:p>
+    <w:p/>
     <w:p>
       <w:pPr>
         <w:pStyle w:val="Heading2"/>
@@ -1785,6 +2441,7 @@
         <w:t>Referências</w:t>
       </w:r>
     </w:p>
+    <w:p/>
     <w:p>
       <w:pPr>
         <w:pStyle w:val="ListBullet"/>
@@ -1793,6 +2450,7 @@
         <w:t>Documento interno: `02_MasterDictionary/VIDA/VIDA-0027.md`</w:t>
       </w:r>
     </w:p>
+    <w:p/>
     <w:p>
       <w:pPr>
         <w:pStyle w:val="Heading2"/>
@@ -1801,6 +2459,7 @@
         <w:t>Tags</w:t>
       </w:r>
     </w:p>
+    <w:p/>
     <w:p>
       <w:pPr>
         <w:pStyle w:val="ListBullet"/>
@@ -1833,6 +2492,7 @@
         <w:t>planejamento</w:t>
       </w:r>
     </w:p>
+    <w:p/>
     <w:p>
       <w:pPr>
         <w:pStyle w:val="Heading2"/>
@@ -1841,6 +2501,7 @@
         <w:t>Veja também</w:t>
       </w:r>
     </w:p>
+    <w:p/>
     <w:p>
       <w:pPr>
         <w:pStyle w:val="ListBullet"/>
@@ -1849,6 +2510,7 @@
         <w:t>`02_MasterDictionary/VIDA/VIDA-0027.md`</w:t>
       </w:r>
     </w:p>
+    <w:p/>
     <w:p>
       <w:pPr>
         <w:pStyle w:val="Heading2"/>
@@ -1857,6 +2519,7 @@
         <w:t>Histórico de revisão</w:t>
       </w:r>
     </w:p>
+    <w:p/>
     <w:p>
       <w:r>
         <w:t>| Data | Versão | Autor | Alteração |</w:t>
@@ -1869,14 +2532,21 @@
     </w:p>
     <w:p>
       <w:r>
+        <w:t>| 2026-06-26 | 0.2 | JP-BR Insurance Knowledge Base | Inclusão de consulta japonesa, próximo passo seguro e limite comercial/compliance. |</w:t>
+      </w:r>
+    </w:p>
+    <w:p>
+      <w:r>
         <w:t>| 2026-06-26 | 0.1 | JP-BR Insurance Knowledge Base | Criação inicial. |</w:t>
       </w:r>
     </w:p>
-    <w:p>
-      <w:r>
-        <w:t>————————————————————————</w:t>
-      </w:r>
-    </w:p>
+    <w:p/>
+    <w:p>
+      <w:r>
+        <w:br w:type="page"/>
+      </w:r>
+    </w:p>
+    <w:p/>
     <w:p>
       <w:pPr>
         <w:pStyle w:val="Heading1"/>
@@ -1885,6 +2555,7 @@
         <w:t>FAQ-VIDA-0028 - Para que serve cobertura de doenças femininas?</w:t>
       </w:r>
     </w:p>
+    <w:p/>
     <w:p>
       <w:pPr>
         <w:pStyle w:val="Heading2"/>
@@ -1893,12 +2564,13 @@
         <w:t>Controle</w:t>
       </w:r>
     </w:p>
+    <w:p/>
     <w:p>
       <w:pPr>
         <w:pStyle w:val="ListBullet"/>
       </w:pPr>
       <w:r>
-        <w:t>Versão: 0.1</w:t>
+        <w:t>Versão: 0.2</w:t>
       </w:r>
     </w:p>
     <w:p>
@@ -1922,9 +2594,10 @@
         <w:pStyle w:val="ListBullet"/>
       </w:pPr>
       <w:r>
-        <w:t>Histórico: Criação inicial.</w:t>
-      </w:r>
-    </w:p>
+        <w:t>Histórico: Criação inicial; reforço NotebookLM e compliance.</w:t>
+      </w:r>
+    </w:p>
+    <w:p/>
     <w:p>
       <w:pPr>
         <w:pStyle w:val="Heading2"/>
@@ -1933,11 +2606,13 @@
         <w:t>Código</w:t>
       </w:r>
     </w:p>
+    <w:p/>
     <w:p>
       <w:r>
         <w:t>FAQ-VIDA-0028</w:t>
       </w:r>
     </w:p>
+    <w:p/>
     <w:p>
       <w:pPr>
         <w:pStyle w:val="Heading2"/>
@@ -1946,11 +2621,13 @@
         <w:t>Categoria</w:t>
       </w:r>
     </w:p>
+    <w:p/>
     <w:p>
       <w:r>
         <w:t>VIDA</w:t>
       </w:r>
     </w:p>
+    <w:p/>
     <w:p>
       <w:pPr>
         <w:pStyle w:val="Heading2"/>
@@ -1959,11 +2636,39 @@
         <w:t>Pergunta</w:t>
       </w:r>
     </w:p>
+    <w:p/>
     <w:p>
       <w:r>
         <w:t>Para que serve cobertura de doenças femininas?</w:t>
       </w:r>
     </w:p>
+    <w:p/>
+    <w:p>
+      <w:pPr>
+        <w:pStyle w:val="Heading2"/>
+      </w:pPr>
+      <w:r>
+        <w:t>Consulta natural em japonês</w:t>
+      </w:r>
+    </w:p>
+    <w:p/>
+    <w:p>
+      <w:pPr>
+        <w:pStyle w:val="ListBullet"/>
+      </w:pPr>
+      <w:r>
+        <w:t>女性疾病保障は何のためにありますか。</w:t>
+      </w:r>
+    </w:p>
+    <w:p>
+      <w:pPr>
+        <w:pStyle w:val="ListBullet"/>
+      </w:pPr>
+      <w:r>
+        <w:t>女性特有の病気の保障をブラジル人のお客様にどう説明しますか。</w:t>
+      </w:r>
+    </w:p>
+    <w:p/>
     <w:p>
       <w:pPr>
         <w:pStyle w:val="Heading2"/>
@@ -1972,11 +2677,13 @@
         <w:t>Situação de atendimento</w:t>
       </w:r>
     </w:p>
+    <w:p/>
     <w:p>
       <w:r>
         <w:t>Cliente quer entender coberturas, planejamento ou revisão de seguro de vida.</w:t>
       </w:r>
     </w:p>
+    <w:p/>
     <w:p>
       <w:pPr>
         <w:pStyle w:val="Heading2"/>
@@ -1985,11 +2692,13 @@
         <w:t>Resposta técnica</w:t>
       </w:r>
     </w:p>
+    <w:p/>
     <w:p>
       <w:r>
         <w:t>Cobertura adicional relacionada a doenças específicas femininas ou condições previstas no contrato.</w:t>
       </w:r>
     </w:p>
+    <w:p/>
     <w:p>
       <w:pPr>
         <w:pStyle w:val="Heading2"/>
@@ -1998,11 +2707,43 @@
         <w:t>Como responder ao cliente brasileiro</w:t>
       </w:r>
     </w:p>
+    <w:p/>
     <w:p>
       <w:r>
         <w:t>Pode reforçar proteção em situações específicas, mas precisamos conferir quais doenças entram.</w:t>
       </w:r>
     </w:p>
+    <w:p/>
+    <w:p>
+      <w:pPr>
+        <w:pStyle w:val="Heading2"/>
+      </w:pPr>
+      <w:r>
+        <w:t>Próximo passo seguro</w:t>
+      </w:r>
+    </w:p>
+    <w:p/>
+    <w:p>
+      <w:r>
+        <w:t>対象疾病、上乗せ給付、入院・手術条件、妊娠出産関連の扱いを確認する。</w:t>
+      </w:r>
+    </w:p>
+    <w:p/>
+    <w:p>
+      <w:pPr>
+        <w:pStyle w:val="Heading2"/>
+      </w:pPr>
+      <w:r>
+        <w:t>Limite comercial/compliance</w:t>
+      </w:r>
+    </w:p>
+    <w:p/>
+    <w:p>
+      <w:r>
+        <w:t>すべての婦人科治療が対象とは説明せず、対象疾病と条件を確認する。</w:t>
+      </w:r>
+    </w:p>
+    <w:p/>
     <w:p>
       <w:pPr>
         <w:pStyle w:val="Heading2"/>
@@ -2011,6 +2752,7 @@
         <w:t>Termos relacionados</w:t>
       </w:r>
     </w:p>
+    <w:p/>
     <w:p>
       <w:pPr>
         <w:pStyle w:val="ListBullet"/>
@@ -2019,6 +2761,7 @@
         <w:t>VIDA-0028 - 女性疾病特約 - Cobertura adicional para doenças femininas</w:t>
       </w:r>
     </w:p>
+    <w:p/>
     <w:p>
       <w:pPr>
         <w:pStyle w:val="Heading2"/>
@@ -2027,6 +2770,7 @@
         <w:t>Referências cruzadas</w:t>
       </w:r>
     </w:p>
+    <w:p/>
     <w:p>
       <w:pPr>
         <w:pStyle w:val="ListBullet"/>
@@ -2043,6 +2787,7 @@
         <w:t>CASE-VIDA-0011</w:t>
       </w:r>
     </w:p>
+    <w:p/>
     <w:p>
       <w:pPr>
         <w:pStyle w:val="Heading2"/>
@@ -2051,6 +2796,7 @@
         <w:t>Referências</w:t>
       </w:r>
     </w:p>
+    <w:p/>
     <w:p>
       <w:pPr>
         <w:pStyle w:val="ListBullet"/>
@@ -2059,6 +2805,7 @@
         <w:t>Documento interno: `02_MasterDictionary/VIDA/VIDA-0028.md`</w:t>
       </w:r>
     </w:p>
+    <w:p/>
     <w:p>
       <w:pPr>
         <w:pStyle w:val="Heading2"/>
@@ -2067,6 +2814,7 @@
         <w:t>Tags</w:t>
       </w:r>
     </w:p>
+    <w:p/>
     <w:p>
       <w:pPr>
         <w:pStyle w:val="ListBullet"/>
@@ -2099,6 +2847,7 @@
         <w:t>planejamento</w:t>
       </w:r>
     </w:p>
+    <w:p/>
     <w:p>
       <w:pPr>
         <w:pStyle w:val="Heading2"/>
@@ -2107,6 +2856,7 @@
         <w:t>Veja também</w:t>
       </w:r>
     </w:p>
+    <w:p/>
     <w:p>
       <w:pPr>
         <w:pStyle w:val="ListBullet"/>
@@ -2115,6 +2865,7 @@
         <w:t>`02_MasterDictionary/VIDA/VIDA-0028.md`</w:t>
       </w:r>
     </w:p>
+    <w:p/>
     <w:p>
       <w:pPr>
         <w:pStyle w:val="Heading2"/>
@@ -2123,6 +2874,7 @@
         <w:t>Histórico de revisão</w:t>
       </w:r>
     </w:p>
+    <w:p/>
     <w:p>
       <w:r>
         <w:t>| Data | Versão | Autor | Alteração |</w:t>
@@ -2135,14 +2887,21 @@
     </w:p>
     <w:p>
       <w:r>
+        <w:t>| 2026-06-26 | 0.2 | JP-BR Insurance Knowledge Base | Inclusão de consulta japonesa, próximo passo seguro e limite comercial/compliance. |</w:t>
+      </w:r>
+    </w:p>
+    <w:p>
+      <w:r>
         <w:t>| 2026-06-26 | 0.1 | JP-BR Insurance Knowledge Base | Criação inicial. |</w:t>
       </w:r>
     </w:p>
-    <w:p>
-      <w:r>
-        <w:t>————————————————————————</w:t>
-      </w:r>
-    </w:p>
+    <w:p/>
+    <w:p>
+      <w:r>
+        <w:br w:type="page"/>
+      </w:r>
+    </w:p>
+    <w:p/>
     <w:p>
       <w:pPr>
         <w:pStyle w:val="Heading1"/>
@@ -2151,6 +2910,7 @@
         <w:t>FAQ-VIDA-0029 - O que são doenças relacionadas ao estilo de vida?</w:t>
       </w:r>
     </w:p>
+    <w:p/>
     <w:p>
       <w:pPr>
         <w:pStyle w:val="Heading2"/>
@@ -2159,12 +2919,13 @@
         <w:t>Controle</w:t>
       </w:r>
     </w:p>
+    <w:p/>
     <w:p>
       <w:pPr>
         <w:pStyle w:val="ListBullet"/>
       </w:pPr>
       <w:r>
-        <w:t>Versão: 0.1</w:t>
+        <w:t>Versão: 0.2</w:t>
       </w:r>
     </w:p>
     <w:p>
@@ -2188,9 +2949,10 @@
         <w:pStyle w:val="ListBullet"/>
       </w:pPr>
       <w:r>
-        <w:t>Histórico: Criação inicial.</w:t>
-      </w:r>
-    </w:p>
+        <w:t>Histórico: Criação inicial; reforço NotebookLM e compliance.</w:t>
+      </w:r>
+    </w:p>
+    <w:p/>
     <w:p>
       <w:pPr>
         <w:pStyle w:val="Heading2"/>
@@ -2199,11 +2961,13 @@
         <w:t>Código</w:t>
       </w:r>
     </w:p>
+    <w:p/>
     <w:p>
       <w:r>
         <w:t>FAQ-VIDA-0029</w:t>
       </w:r>
     </w:p>
+    <w:p/>
     <w:p>
       <w:pPr>
         <w:pStyle w:val="Heading2"/>
@@ -2212,11 +2976,13 @@
         <w:t>Categoria</w:t>
       </w:r>
     </w:p>
+    <w:p/>
     <w:p>
       <w:r>
         <w:t>VIDA</w:t>
       </w:r>
     </w:p>
+    <w:p/>
     <w:p>
       <w:pPr>
         <w:pStyle w:val="Heading2"/>
@@ -2225,11 +2991,39 @@
         <w:t>Pergunta</w:t>
       </w:r>
     </w:p>
+    <w:p/>
     <w:p>
       <w:r>
         <w:t>O que são doenças relacionadas ao estilo de vida?</w:t>
       </w:r>
     </w:p>
+    <w:p/>
+    <w:p>
+      <w:pPr>
+        <w:pStyle w:val="Heading2"/>
+      </w:pPr>
+      <w:r>
+        <w:t>Consulta natural em japonês</w:t>
+      </w:r>
+    </w:p>
+    <w:p/>
+    <w:p>
+      <w:pPr>
+        <w:pStyle w:val="ListBullet"/>
+      </w:pPr>
+      <w:r>
+        <w:t>生活習慣病保障とは何ですか。</w:t>
+      </w:r>
+    </w:p>
+    <w:p>
+      <w:pPr>
+        <w:pStyle w:val="ListBullet"/>
+      </w:pPr>
+      <w:r>
+        <w:t>生活習慣病をブラジル人のお客様にどう説明しますか。</w:t>
+      </w:r>
+    </w:p>
+    <w:p/>
     <w:p>
       <w:pPr>
         <w:pStyle w:val="Heading2"/>
@@ -2238,11 +3032,13 @@
         <w:t>Situação de atendimento</w:t>
       </w:r>
     </w:p>
+    <w:p/>
     <w:p>
       <w:r>
         <w:t>Cliente quer entender coberturas, planejamento ou revisão de seguro de vida.</w:t>
       </w:r>
     </w:p>
+    <w:p/>
     <w:p>
       <w:pPr>
         <w:pStyle w:val="Heading2"/>
@@ -2251,11 +3047,13 @@
         <w:t>Resposta técnica</w:t>
       </w:r>
     </w:p>
+    <w:p/>
     <w:p>
       <w:r>
         <w:t>Grupo de doenças associadas a hábitos de vida, como diabetes, hipertensão ou outras definidas no produto.</w:t>
       </w:r>
     </w:p>
+    <w:p/>
     <w:p>
       <w:pPr>
         <w:pStyle w:val="Heading2"/>
@@ -2264,11 +3062,43 @@
         <w:t>Como responder ao cliente brasileiro</w:t>
       </w:r>
     </w:p>
+    <w:p/>
     <w:p>
       <w:r>
         <w:t>Alguns seguros têm coberturas ou regras para esse tipo de doença, conforme o produto.</w:t>
       </w:r>
     </w:p>
+    <w:p/>
+    <w:p>
+      <w:pPr>
+        <w:pStyle w:val="Heading2"/>
+      </w:pPr>
+      <w:r>
+        <w:t>Próximo passo seguro</w:t>
+      </w:r>
+    </w:p>
+    <w:p/>
+    <w:p>
+      <w:r>
+        <w:t>対象疾病、支払条件、特約範囲、既往症・告知との関係を確認する。</w:t>
+      </w:r>
+    </w:p>
+    <w:p/>
+    <w:p>
+      <w:pPr>
+        <w:pStyle w:val="Heading2"/>
+      </w:pPr>
+      <w:r>
+        <w:t>Limite comercial/compliance</w:t>
+      </w:r>
+    </w:p>
+    <w:p/>
+    <w:p>
+      <w:r>
+        <w:t>医学的な評価を代理店が行わず、保険上の対象疾病に基づいて説明する。</w:t>
+      </w:r>
+    </w:p>
+    <w:p/>
     <w:p>
       <w:pPr>
         <w:pStyle w:val="Heading2"/>
@@ -2277,6 +3107,7 @@
         <w:t>Termos relacionados</w:t>
       </w:r>
     </w:p>
+    <w:p/>
     <w:p>
       <w:pPr>
         <w:pStyle w:val="ListBullet"/>
@@ -2285,6 +3116,7 @@
         <w:t>VIDA-0029 - 生活習慣病 - Doenças relacionadas ao estilo de vida</w:t>
       </w:r>
     </w:p>
+    <w:p/>
     <w:p>
       <w:pPr>
         <w:pStyle w:val="Heading2"/>
@@ -2293,6 +3125,7 @@
         <w:t>Referências cruzadas</w:t>
       </w:r>
     </w:p>
+    <w:p/>
     <w:p>
       <w:pPr>
         <w:pStyle w:val="ListBullet"/>
@@ -2309,6 +3142,7 @@
         <w:t>CASE-VIDA-0011</w:t>
       </w:r>
     </w:p>
+    <w:p/>
     <w:p>
       <w:pPr>
         <w:pStyle w:val="Heading2"/>
@@ -2317,6 +3151,7 @@
         <w:t>Referências</w:t>
       </w:r>
     </w:p>
+    <w:p/>
     <w:p>
       <w:pPr>
         <w:pStyle w:val="ListBullet"/>
@@ -2325,6 +3160,7 @@
         <w:t>Documento interno: `02_MasterDictionary/VIDA/VIDA-0029.md`</w:t>
       </w:r>
     </w:p>
+    <w:p/>
     <w:p>
       <w:pPr>
         <w:pStyle w:val="Heading2"/>
@@ -2333,6 +3169,7 @@
         <w:t>Tags</w:t>
       </w:r>
     </w:p>
+    <w:p/>
     <w:p>
       <w:pPr>
         <w:pStyle w:val="ListBullet"/>
@@ -2365,6 +3202,7 @@
         <w:t>planejamento</w:t>
       </w:r>
     </w:p>
+    <w:p/>
     <w:p>
       <w:pPr>
         <w:pStyle w:val="Heading2"/>
@@ -2373,6 +3211,7 @@
         <w:t>Veja também</w:t>
       </w:r>
     </w:p>
+    <w:p/>
     <w:p>
       <w:pPr>
         <w:pStyle w:val="ListBullet"/>
@@ -2381,6 +3220,7 @@
         <w:t>`02_MasterDictionary/VIDA/VIDA-0029.md`</w:t>
       </w:r>
     </w:p>
+    <w:p/>
     <w:p>
       <w:pPr>
         <w:pStyle w:val="Heading2"/>
@@ -2389,6 +3229,7 @@
         <w:t>Histórico de revisão</w:t>
       </w:r>
     </w:p>
+    <w:p/>
     <w:p>
       <w:r>
         <w:t>| Data | Versão | Autor | Alteração |</w:t>
@@ -2401,14 +3242,21 @@
     </w:p>
     <w:p>
       <w:r>
+        <w:t>| 2026-06-26 | 0.2 | JP-BR Insurance Knowledge Base | Inclusão de consulta japonesa, próximo passo seguro e limite comercial/compliance. |</w:t>
+      </w:r>
+    </w:p>
+    <w:p>
+      <w:r>
         <w:t>| 2026-06-26 | 0.1 | JP-BR Insurance Knowledge Base | Criação inicial. |</w:t>
       </w:r>
     </w:p>
-    <w:p>
-      <w:r>
-        <w:t>————————————————————————</w:t>
-      </w:r>
-    </w:p>
+    <w:p/>
+    <w:p>
+      <w:r>
+        <w:br w:type="page"/>
+      </w:r>
+    </w:p>
+    <w:p/>
     <w:p>
       <w:pPr>
         <w:pStyle w:val="Heading1"/>
@@ -2417,6 +3265,7 @@
         <w:t>FAQ-VIDA-0030 - Para que serve seguro de cuidados de longa duração?</w:t>
       </w:r>
     </w:p>
+    <w:p/>
     <w:p>
       <w:pPr>
         <w:pStyle w:val="Heading2"/>
@@ -2425,12 +3274,13 @@
         <w:t>Controle</w:t>
       </w:r>
     </w:p>
+    <w:p/>
     <w:p>
       <w:pPr>
         <w:pStyle w:val="ListBullet"/>
       </w:pPr>
       <w:r>
-        <w:t>Versão: 0.1</w:t>
+        <w:t>Versão: 0.2</w:t>
       </w:r>
     </w:p>
     <w:p>
@@ -2454,9 +3304,10 @@
         <w:pStyle w:val="ListBullet"/>
       </w:pPr>
       <w:r>
-        <w:t>Histórico: Criação inicial.</w:t>
-      </w:r>
-    </w:p>
+        <w:t>Histórico: Criação inicial; reforço NotebookLM e compliance.</w:t>
+      </w:r>
+    </w:p>
+    <w:p/>
     <w:p>
       <w:pPr>
         <w:pStyle w:val="Heading2"/>
@@ -2465,11 +3316,13 @@
         <w:t>Código</w:t>
       </w:r>
     </w:p>
+    <w:p/>
     <w:p>
       <w:r>
         <w:t>FAQ-VIDA-0030</w:t>
       </w:r>
     </w:p>
+    <w:p/>
     <w:p>
       <w:pPr>
         <w:pStyle w:val="Heading2"/>
@@ -2478,11 +3331,13 @@
         <w:t>Categoria</w:t>
       </w:r>
     </w:p>
+    <w:p/>
     <w:p>
       <w:r>
         <w:t>VIDA</w:t>
       </w:r>
     </w:p>
+    <w:p/>
     <w:p>
       <w:pPr>
         <w:pStyle w:val="Heading2"/>
@@ -2491,11 +3346,39 @@
         <w:t>Pergunta</w:t>
       </w:r>
     </w:p>
+    <w:p/>
     <w:p>
       <w:r>
         <w:t>Para que serve seguro de cuidados de longa duração?</w:t>
       </w:r>
     </w:p>
+    <w:p/>
+    <w:p>
+      <w:pPr>
+        <w:pStyle w:val="Heading2"/>
+      </w:pPr>
+      <w:r>
+        <w:t>Consulta natural em japonês</w:t>
+      </w:r>
+    </w:p>
+    <w:p/>
+    <w:p>
+      <w:pPr>
+        <w:pStyle w:val="ListBullet"/>
+      </w:pPr>
+      <w:r>
+        <w:t>介護保険・介護保障は何のためにありますか。</w:t>
+      </w:r>
+    </w:p>
+    <w:p>
+      <w:pPr>
+        <w:pStyle w:val="ListBullet"/>
+      </w:pPr>
+      <w:r>
+        <w:t>長期介護が必要になった時の保障をどう説明しますか。</w:t>
+      </w:r>
+    </w:p>
+    <w:p/>
     <w:p>
       <w:pPr>
         <w:pStyle w:val="Heading2"/>
@@ -2504,11 +3387,13 @@
         <w:t>Situação de atendimento</w:t>
       </w:r>
     </w:p>
+    <w:p/>
     <w:p>
       <w:r>
         <w:t>Cliente quer entender coberturas, planejamento ou revisão de seguro de vida.</w:t>
       </w:r>
     </w:p>
+    <w:p/>
     <w:p>
       <w:pPr>
         <w:pStyle w:val="Heading2"/>
@@ -2517,11 +3402,13 @@
         <w:t>Resposta técnica</w:t>
       </w:r>
     </w:p>
+    <w:p/>
     <w:p>
       <w:r>
         <w:t>Seguro voltado a situações em que a pessoa necessita cuidados prolongados, conforme critérios do contrato.</w:t>
       </w:r>
     </w:p>
+    <w:p/>
     <w:p>
       <w:pPr>
         <w:pStyle w:val="Heading2"/>
@@ -2530,11 +3417,43 @@
         <w:t>Como responder ao cliente brasileiro</w:t>
       </w:r>
     </w:p>
+    <w:p/>
     <w:p>
       <w:r>
         <w:t>Se a pessoa precisar de cuidados por longo período, essa cobertura pode ajudar conforme as regras.</w:t>
       </w:r>
     </w:p>
+    <w:p/>
+    <w:p>
+      <w:pPr>
+        <w:pStyle w:val="Heading2"/>
+      </w:pPr>
+      <w:r>
+        <w:t>Próximo passo seguro</w:t>
+      </w:r>
+    </w:p>
+    <w:p/>
+    <w:p>
+      <w:r>
+        <w:t>要介護状態の定義、公的介護認定、支払条件、支払期間を確認する。</w:t>
+      </w:r>
+    </w:p>
+    <w:p/>
+    <w:p>
+      <w:pPr>
+        <w:pStyle w:val="Heading2"/>
+      </w:pPr>
+      <w:r>
+        <w:t>Limite comercial/compliance</w:t>
+      </w:r>
+    </w:p>
+    <w:p/>
+    <w:p>
+      <w:r>
+        <w:t>介護が必要なら必ず支払われるとは説明せず、所定状態を確認する。</w:t>
+      </w:r>
+    </w:p>
+    <w:p/>
     <w:p>
       <w:pPr>
         <w:pStyle w:val="Heading2"/>
@@ -2543,6 +3462,7 @@
         <w:t>Termos relacionados</w:t>
       </w:r>
     </w:p>
+    <w:p/>
     <w:p>
       <w:pPr>
         <w:pStyle w:val="ListBullet"/>
@@ -2551,6 +3471,7 @@
         <w:t>VIDA-0030 - 介護保険 - Seguro de cuidados de longa duração</w:t>
       </w:r>
     </w:p>
+    <w:p/>
     <w:p>
       <w:pPr>
         <w:pStyle w:val="Heading2"/>
@@ -2559,6 +3480,7 @@
         <w:t>Referências cruzadas</w:t>
       </w:r>
     </w:p>
+    <w:p/>
     <w:p>
       <w:pPr>
         <w:pStyle w:val="ListBullet"/>
@@ -2575,6 +3497,7 @@
         <w:t>CASE-VIDA-0012</w:t>
       </w:r>
     </w:p>
+    <w:p/>
     <w:p>
       <w:pPr>
         <w:pStyle w:val="Heading2"/>
@@ -2583,6 +3506,7 @@
         <w:t>Referências</w:t>
       </w:r>
     </w:p>
+    <w:p/>
     <w:p>
       <w:pPr>
         <w:pStyle w:val="ListBullet"/>
@@ -2591,6 +3515,7 @@
         <w:t>Documento interno: `02_MasterDictionary/VIDA/VIDA-0030.md`</w:t>
       </w:r>
     </w:p>
+    <w:p/>
     <w:p>
       <w:pPr>
         <w:pStyle w:val="Heading2"/>
@@ -2599,6 +3524,7 @@
         <w:t>Tags</w:t>
       </w:r>
     </w:p>
+    <w:p/>
     <w:p>
       <w:pPr>
         <w:pStyle w:val="ListBullet"/>
@@ -2631,6 +3557,7 @@
         <w:t>planejamento</w:t>
       </w:r>
     </w:p>
+    <w:p/>
     <w:p>
       <w:pPr>
         <w:pStyle w:val="Heading2"/>
@@ -2639,6 +3566,7 @@
         <w:t>Veja também</w:t>
       </w:r>
     </w:p>
+    <w:p/>
     <w:p>
       <w:pPr>
         <w:pStyle w:val="ListBullet"/>
@@ -2647,6 +3575,7 @@
         <w:t>`02_MasterDictionary/VIDA/VIDA-0030.md`</w:t>
       </w:r>
     </w:p>
+    <w:p/>
     <w:p>
       <w:pPr>
         <w:pStyle w:val="Heading2"/>
@@ -2655,6 +3584,7 @@
         <w:t>Histórico de revisão</w:t>
       </w:r>
     </w:p>
+    <w:p/>
     <w:p>
       <w:r>
         <w:t>| Data | Versão | Autor | Alteração |</w:t>
@@ -2667,14 +3597,21 @@
     </w:p>
     <w:p>
       <w:r>
+        <w:t>| 2026-06-26 | 0.2 | JP-BR Insurance Knowledge Base | Inclusão de consulta japonesa, próximo passo seguro e limite comercial/compliance. |</w:t>
+      </w:r>
+    </w:p>
+    <w:p>
+      <w:r>
         <w:t>| 2026-06-26 | 0.1 | JP-BR Insurance Knowledge Base | Criação inicial. |</w:t>
       </w:r>
     </w:p>
-    <w:p>
-      <w:r>
-        <w:t>————————————————————————</w:t>
-      </w:r>
-    </w:p>
+    <w:p/>
+    <w:p>
+      <w:r>
+        <w:br w:type="page"/>
+      </w:r>
+    </w:p>
+    <w:p/>
     <w:p>
       <w:pPr>
         <w:pStyle w:val="Heading1"/>
@@ -2683,6 +3620,7 @@
         <w:t>FAQ-VIDA-0031 - Existe seguro para demência?</w:t>
       </w:r>
     </w:p>
+    <w:p/>
     <w:p>
       <w:pPr>
         <w:pStyle w:val="Heading2"/>
@@ -2691,12 +3629,13 @@
         <w:t>Controle</w:t>
       </w:r>
     </w:p>
+    <w:p/>
     <w:p>
       <w:pPr>
         <w:pStyle w:val="ListBullet"/>
       </w:pPr>
       <w:r>
-        <w:t>Versão: 0.1</w:t>
+        <w:t>Versão: 0.2</w:t>
       </w:r>
     </w:p>
     <w:p>
@@ -2720,9 +3659,10 @@
         <w:pStyle w:val="ListBullet"/>
       </w:pPr>
       <w:r>
-        <w:t>Histórico: Criação inicial.</w:t>
-      </w:r>
-    </w:p>
+        <w:t>Histórico: Criação inicial; reforço NotebookLM e compliance.</w:t>
+      </w:r>
+    </w:p>
+    <w:p/>
     <w:p>
       <w:pPr>
         <w:pStyle w:val="Heading2"/>
@@ -2731,11 +3671,13 @@
         <w:t>Código</w:t>
       </w:r>
     </w:p>
+    <w:p/>
     <w:p>
       <w:r>
         <w:t>FAQ-VIDA-0031</w:t>
       </w:r>
     </w:p>
+    <w:p/>
     <w:p>
       <w:pPr>
         <w:pStyle w:val="Heading2"/>
@@ -2744,11 +3686,13 @@
         <w:t>Categoria</w:t>
       </w:r>
     </w:p>
+    <w:p/>
     <w:p>
       <w:r>
         <w:t>VIDA</w:t>
       </w:r>
     </w:p>
+    <w:p/>
     <w:p>
       <w:pPr>
         <w:pStyle w:val="Heading2"/>
@@ -2757,11 +3701,39 @@
         <w:t>Pergunta</w:t>
       </w:r>
     </w:p>
+    <w:p/>
     <w:p>
       <w:r>
         <w:t>Existe seguro para demência?</w:t>
       </w:r>
     </w:p>
+    <w:p/>
+    <w:p>
+      <w:pPr>
+        <w:pStyle w:val="Heading2"/>
+      </w:pPr>
+      <w:r>
+        <w:t>Consulta natural em japonês</w:t>
+      </w:r>
+    </w:p>
+    <w:p/>
+    <w:p>
+      <w:pPr>
+        <w:pStyle w:val="ListBullet"/>
+      </w:pPr>
+      <w:r>
+        <w:t>認知症保険はありますか。</w:t>
+      </w:r>
+    </w:p>
+    <w:p>
+      <w:pPr>
+        <w:pStyle w:val="ListBullet"/>
+      </w:pPr>
+      <w:r>
+        <w:t>認知症保障をブラジル人のお客様にどう説明しますか。</w:t>
+      </w:r>
+    </w:p>
+    <w:p/>
     <w:p>
       <w:pPr>
         <w:pStyle w:val="Heading2"/>
@@ -2770,11 +3742,13 @@
         <w:t>Situação de atendimento</w:t>
       </w:r>
     </w:p>
+    <w:p/>
     <w:p>
       <w:r>
         <w:t>Cliente quer entender coberturas, planejamento ou revisão de seguro de vida.</w:t>
       </w:r>
     </w:p>
+    <w:p/>
     <w:p>
       <w:pPr>
         <w:pStyle w:val="Heading2"/>
@@ -2783,11 +3757,13 @@
         <w:t>Resposta técnica</w:t>
       </w:r>
     </w:p>
+    <w:p/>
     <w:p>
       <w:r>
         <w:t>Seguro ou cobertura voltada a diagnóstico ou condição relacionada à demência, conforme contrato.</w:t>
       </w:r>
     </w:p>
+    <w:p/>
     <w:p>
       <w:pPr>
         <w:pStyle w:val="Heading2"/>
@@ -2796,11 +3772,43 @@
         <w:t>Como responder ao cliente brasileiro</w:t>
       </w:r>
     </w:p>
+    <w:p/>
     <w:p>
       <w:r>
         <w:t>Essa cobertura depende de diagnóstico e critérios definidos pela seguradora.</w:t>
       </w:r>
     </w:p>
+    <w:p/>
+    <w:p>
+      <w:pPr>
+        <w:pStyle w:val="Heading2"/>
+      </w:pPr>
+      <w:r>
+        <w:t>Próximo passo seguro</w:t>
+      </w:r>
+    </w:p>
+    <w:p/>
+    <w:p>
+      <w:r>
+        <w:t>認知症診断、所定状態、公的認定、待機期間、支払条件を確認する。</w:t>
+      </w:r>
+    </w:p>
+    <w:p/>
+    <w:p>
+      <w:pPr>
+        <w:pStyle w:val="Heading2"/>
+      </w:pPr>
+      <w:r>
+        <w:t>Limite comercial/compliance</w:t>
+      </w:r>
+    </w:p>
+    <w:p/>
+    <w:p>
+      <w:r>
+        <w:t>物忘れや診断名だけで支払対象を断定せず、契約条件を確認する。</w:t>
+      </w:r>
+    </w:p>
+    <w:p/>
     <w:p>
       <w:pPr>
         <w:pStyle w:val="Heading2"/>
@@ -2809,6 +3817,7 @@
         <w:t>Termos relacionados</w:t>
       </w:r>
     </w:p>
+    <w:p/>
     <w:p>
       <w:pPr>
         <w:pStyle w:val="ListBullet"/>
@@ -2817,6 +3826,7 @@
         <w:t>VIDA-0031 - 認知症保険 - Seguro para demência</w:t>
       </w:r>
     </w:p>
+    <w:p/>
     <w:p>
       <w:pPr>
         <w:pStyle w:val="Heading2"/>
@@ -2825,6 +3835,7 @@
         <w:t>Referências cruzadas</w:t>
       </w:r>
     </w:p>
+    <w:p/>
     <w:p>
       <w:pPr>
         <w:pStyle w:val="ListBullet"/>
@@ -2841,6 +3852,7 @@
         <w:t>CASE-VIDA-0012</w:t>
       </w:r>
     </w:p>
+    <w:p/>
     <w:p>
       <w:pPr>
         <w:pStyle w:val="Heading2"/>
@@ -2849,6 +3861,7 @@
         <w:t>Referências</w:t>
       </w:r>
     </w:p>
+    <w:p/>
     <w:p>
       <w:pPr>
         <w:pStyle w:val="ListBullet"/>
@@ -2857,6 +3870,7 @@
         <w:t>Documento interno: `02_MasterDictionary/VIDA/VIDA-0031.md`</w:t>
       </w:r>
     </w:p>
+    <w:p/>
     <w:p>
       <w:pPr>
         <w:pStyle w:val="Heading2"/>
@@ -2865,6 +3879,7 @@
         <w:t>Tags</w:t>
       </w:r>
     </w:p>
+    <w:p/>
     <w:p>
       <w:pPr>
         <w:pStyle w:val="ListBullet"/>
@@ -2897,6 +3912,7 @@
         <w:t>planejamento</w:t>
       </w:r>
     </w:p>
+    <w:p/>
     <w:p>
       <w:pPr>
         <w:pStyle w:val="Heading2"/>
@@ -2905,6 +3921,7 @@
         <w:t>Veja também</w:t>
       </w:r>
     </w:p>
+    <w:p/>
     <w:p>
       <w:pPr>
         <w:pStyle w:val="ListBullet"/>
@@ -2913,6 +3930,7 @@
         <w:t>`02_MasterDictionary/VIDA/VIDA-0031.md`</w:t>
       </w:r>
     </w:p>
+    <w:p/>
     <w:p>
       <w:pPr>
         <w:pStyle w:val="Heading2"/>
@@ -2921,6 +3939,7 @@
         <w:t>Histórico de revisão</w:t>
       </w:r>
     </w:p>
+    <w:p/>
     <w:p>
       <w:r>
         <w:t>| Data | Versão | Autor | Alteração |</w:t>
@@ -2933,14 +3952,21 @@
     </w:p>
     <w:p>
       <w:r>
+        <w:t>| 2026-06-26 | 0.2 | JP-BR Insurance Knowledge Base | Inclusão de consulta japonesa, próximo passo seguro e limite comercial/compliance. |</w:t>
+      </w:r>
+    </w:p>
+    <w:p>
+      <w:r>
         <w:t>| 2026-06-26 | 0.1 | JP-BR Insurance Knowledge Base | Criação inicial. |</w:t>
       </w:r>
     </w:p>
-    <w:p>
-      <w:r>
-        <w:t>————————————————————————</w:t>
-      </w:r>
-    </w:p>
+    <w:p/>
+    <w:p>
+      <w:r>
+        <w:br w:type="page"/>
+      </w:r>
+    </w:p>
+    <w:p/>
     <w:p>
       <w:pPr>
         <w:pStyle w:val="Heading1"/>
@@ -2949,6 +3975,7 @@
         <w:t>FAQ-VIDA-0032 - Seguro de renda futura é seguro de vida?</w:t>
       </w:r>
     </w:p>
+    <w:p/>
     <w:p>
       <w:pPr>
         <w:pStyle w:val="Heading2"/>
@@ -2957,12 +3984,13 @@
         <w:t>Controle</w:t>
       </w:r>
     </w:p>
+    <w:p/>
     <w:p>
       <w:pPr>
         <w:pStyle w:val="ListBullet"/>
       </w:pPr>
       <w:r>
-        <w:t>Versão: 0.1</w:t>
+        <w:t>Versão: 0.2</w:t>
       </w:r>
     </w:p>
     <w:p>
@@ -2986,9 +4014,10 @@
         <w:pStyle w:val="ListBullet"/>
       </w:pPr>
       <w:r>
-        <w:t>Histórico: Criação inicial.</w:t>
-      </w:r>
-    </w:p>
+        <w:t>Histórico: Criação inicial; reforço NotebookLM e compliance.</w:t>
+      </w:r>
+    </w:p>
+    <w:p/>
     <w:p>
       <w:pPr>
         <w:pStyle w:val="Heading2"/>
@@ -2997,11 +4026,13 @@
         <w:t>Código</w:t>
       </w:r>
     </w:p>
+    <w:p/>
     <w:p>
       <w:r>
         <w:t>FAQ-VIDA-0032</w:t>
       </w:r>
     </w:p>
+    <w:p/>
     <w:p>
       <w:pPr>
         <w:pStyle w:val="Heading2"/>
@@ -3010,11 +4041,13 @@
         <w:t>Categoria</w:t>
       </w:r>
     </w:p>
+    <w:p/>
     <w:p>
       <w:r>
         <w:t>VIDA</w:t>
       </w:r>
     </w:p>
+    <w:p/>
     <w:p>
       <w:pPr>
         <w:pStyle w:val="Heading2"/>
@@ -3023,11 +4056,39 @@
         <w:t>Pergunta</w:t>
       </w:r>
     </w:p>
+    <w:p/>
     <w:p>
       <w:r>
         <w:t>Seguro de renda futura é seguro de vida?</w:t>
       </w:r>
     </w:p>
+    <w:p/>
+    <w:p>
+      <w:pPr>
+        <w:pStyle w:val="Heading2"/>
+      </w:pPr>
+      <w:r>
+        <w:t>Consulta natural em japonês</w:t>
+      </w:r>
+    </w:p>
+    <w:p/>
+    <w:p>
+      <w:pPr>
+        <w:pStyle w:val="ListBullet"/>
+      </w:pPr>
+      <w:r>
+        <w:t>将来の収入を補う保険は生命保険ですか。</w:t>
+      </w:r>
+    </w:p>
+    <w:p>
+      <w:pPr>
+        <w:pStyle w:val="ListBullet"/>
+      </w:pPr>
+      <w:r>
+        <w:t>収入保障保険をブラジル人のお客様にどう説明しますか。</w:t>
+      </w:r>
+    </w:p>
+    <w:p/>
     <w:p>
       <w:pPr>
         <w:pStyle w:val="Heading2"/>
@@ -3036,11 +4097,13 @@
         <w:t>Situação de atendimento</w:t>
       </w:r>
     </w:p>
+    <w:p/>
     <w:p>
       <w:r>
         <w:t>Cliente quer entender coberturas, planejamento ou revisão de seguro de vida.</w:t>
       </w:r>
     </w:p>
+    <w:p/>
     <w:p>
       <w:pPr>
         <w:pStyle w:val="Heading2"/>
@@ -3049,11 +4112,13 @@
         <w:t>Resposta técnica</w:t>
       </w:r>
     </w:p>
+    <w:p/>
     <w:p>
       <w:r>
         <w:t>Produto voltado à formação ou recebimento de renda futura, conforme período e condições contratadas.</w:t>
       </w:r>
     </w:p>
+    <w:p/>
     <w:p>
       <w:pPr>
         <w:pStyle w:val="Heading2"/>
@@ -3062,11 +4127,43 @@
         <w:t>Como responder ao cliente brasileiro</w:t>
       </w:r>
     </w:p>
+    <w:p/>
     <w:p>
       <w:r>
         <w:t>Esse produto é diferente de proteção por morte; ele pode ser usado para planejamento de renda futura.</w:t>
       </w:r>
     </w:p>
+    <w:p/>
+    <w:p>
+      <w:pPr>
+        <w:pStyle w:val="Heading2"/>
+      </w:pPr>
+      <w:r>
+        <w:t>Próximo passo seguro</w:t>
+      </w:r>
+    </w:p>
+    <w:p/>
+    <w:p>
+      <w:r>
+        <w:t>死亡・高度障害時の年金形式、支払期間、最低保証期間を確認する。</w:t>
+      </w:r>
+    </w:p>
+    <w:p/>
+    <w:p>
+      <w:pPr>
+        <w:pStyle w:val="Heading2"/>
+      </w:pPr>
+      <w:r>
+        <w:t>Limite comercial/compliance</w:t>
+      </w:r>
+    </w:p>
+    <w:p/>
+    <w:p>
+      <w:r>
+        <w:t>毎月必ず受け取れる貯蓄商品と誤解させず、支払事由を明確にする。</w:t>
+      </w:r>
+    </w:p>
+    <w:p/>
     <w:p>
       <w:pPr>
         <w:pStyle w:val="Heading2"/>
@@ -3075,6 +4172,7 @@
         <w:t>Termos relacionados</w:t>
       </w:r>
     </w:p>
+    <w:p/>
     <w:p>
       <w:pPr>
         <w:pStyle w:val="ListBullet"/>
@@ -3083,6 +4181,7 @@
         <w:t>VIDA-0032 - 年金保険 - Seguro de renda ou aposentadoria</w:t>
       </w:r>
     </w:p>
+    <w:p/>
     <w:p>
       <w:pPr>
         <w:pStyle w:val="Heading2"/>
@@ -3091,6 +4190,7 @@
         <w:t>Referências cruzadas</w:t>
       </w:r>
     </w:p>
+    <w:p/>
     <w:p>
       <w:pPr>
         <w:pStyle w:val="ListBullet"/>
@@ -3107,6 +4207,7 @@
         <w:t>CASE-VIDA-0012</w:t>
       </w:r>
     </w:p>
+    <w:p/>
     <w:p>
       <w:pPr>
         <w:pStyle w:val="Heading2"/>
@@ -3115,6 +4216,7 @@
         <w:t>Referências</w:t>
       </w:r>
     </w:p>
+    <w:p/>
     <w:p>
       <w:pPr>
         <w:pStyle w:val="ListBullet"/>
@@ -3123,6 +4225,7 @@
         <w:t>Documento interno: `02_MasterDictionary/VIDA/VIDA-0032.md`</w:t>
       </w:r>
     </w:p>
+    <w:p/>
     <w:p>
       <w:pPr>
         <w:pStyle w:val="Heading2"/>
@@ -3131,6 +4234,7 @@
         <w:t>Tags</w:t>
       </w:r>
     </w:p>
+    <w:p/>
     <w:p>
       <w:pPr>
         <w:pStyle w:val="ListBullet"/>
@@ -3163,6 +4267,7 @@
         <w:t>planejamento</w:t>
       </w:r>
     </w:p>
+    <w:p/>
     <w:p>
       <w:pPr>
         <w:pStyle w:val="Heading2"/>
@@ -3171,6 +4276,7 @@
         <w:t>Veja também</w:t>
       </w:r>
     </w:p>
+    <w:p/>
     <w:p>
       <w:pPr>
         <w:pStyle w:val="ListBullet"/>
@@ -3179,6 +4285,7 @@
         <w:t>`02_MasterDictionary/VIDA/VIDA-0032.md`</w:t>
       </w:r>
     </w:p>
+    <w:p/>
     <w:p>
       <w:pPr>
         <w:pStyle w:val="Heading2"/>
@@ -3187,6 +4294,7 @@
         <w:t>Histórico de revisão</w:t>
       </w:r>
     </w:p>
+    <w:p/>
     <w:p>
       <w:r>
         <w:t>| Data | Versão | Autor | Alteração |</w:t>
@@ -3199,14 +4307,21 @@
     </w:p>
     <w:p>
       <w:r>
+        <w:t>| 2026-06-26 | 0.2 | JP-BR Insurance Knowledge Base | Inclusão de consulta japonesa, próximo passo seguro e limite comercial/compliance. |</w:t>
+      </w:r>
+    </w:p>
+    <w:p>
+      <w:r>
         <w:t>| 2026-06-26 | 0.1 | JP-BR Insurance Knowledge Base | Criação inicial. |</w:t>
       </w:r>
     </w:p>
-    <w:p>
-      <w:r>
-        <w:t>————————————————————————</w:t>
-      </w:r>
-    </w:p>
+    <w:p/>
+    <w:p>
+      <w:r>
+        <w:br w:type="page"/>
+      </w:r>
+    </w:p>
+    <w:p/>
     <w:p>
       <w:pPr>
         <w:pStyle w:val="Heading1"/>
@@ -3215,6 +4330,7 @@
         <w:t>FAQ-VIDA-0033 - Como funciona previdência individual em seguro?</w:t>
       </w:r>
     </w:p>
+    <w:p/>
     <w:p>
       <w:pPr>
         <w:pStyle w:val="Heading2"/>
@@ -3223,12 +4339,13 @@
         <w:t>Controle</w:t>
       </w:r>
     </w:p>
+    <w:p/>
     <w:p>
       <w:pPr>
         <w:pStyle w:val="ListBullet"/>
       </w:pPr>
       <w:r>
-        <w:t>Versão: 0.1</w:t>
+        <w:t>Versão: 0.2</w:t>
       </w:r>
     </w:p>
     <w:p>
@@ -3252,9 +4369,10 @@
         <w:pStyle w:val="ListBullet"/>
       </w:pPr>
       <w:r>
-        <w:t>Histórico: Criação inicial.</w:t>
-      </w:r>
-    </w:p>
+        <w:t>Histórico: Criação inicial; reforço NotebookLM e compliance.</w:t>
+      </w:r>
+    </w:p>
+    <w:p/>
     <w:p>
       <w:pPr>
         <w:pStyle w:val="Heading2"/>
@@ -3263,11 +4381,13 @@
         <w:t>Código</w:t>
       </w:r>
     </w:p>
+    <w:p/>
     <w:p>
       <w:r>
         <w:t>FAQ-VIDA-0033</w:t>
       </w:r>
     </w:p>
+    <w:p/>
     <w:p>
       <w:pPr>
         <w:pStyle w:val="Heading2"/>
@@ -3276,11 +4396,13 @@
         <w:t>Categoria</w:t>
       </w:r>
     </w:p>
+    <w:p/>
     <w:p>
       <w:r>
         <w:t>VIDA</w:t>
       </w:r>
     </w:p>
+    <w:p/>
     <w:p>
       <w:pPr>
         <w:pStyle w:val="Heading2"/>
@@ -3289,11 +4411,39 @@
         <w:t>Pergunta</w:t>
       </w:r>
     </w:p>
+    <w:p/>
     <w:p>
       <w:r>
         <w:t>Como funciona previdência individual em seguro?</w:t>
       </w:r>
     </w:p>
+    <w:p/>
+    <w:p>
+      <w:pPr>
+        <w:pStyle w:val="Heading2"/>
+      </w:pPr>
+      <w:r>
+        <w:t>Consulta natural em japonês</w:t>
+      </w:r>
+    </w:p>
+    <w:p/>
+    <w:p>
+      <w:pPr>
+        <w:pStyle w:val="ListBullet"/>
+      </w:pPr>
+      <w:r>
+        <w:t>個人年金保険とは何ですか。</w:t>
+      </w:r>
+    </w:p>
+    <w:p>
+      <w:pPr>
+        <w:pStyle w:val="ListBullet"/>
+      </w:pPr>
+      <w:r>
+        <w:t>老後資金の保険をブラジル人のお客様にどう説明しますか。</w:t>
+      </w:r>
+    </w:p>
+    <w:p/>
     <w:p>
       <w:pPr>
         <w:pStyle w:val="Heading2"/>
@@ -3302,11 +4452,13 @@
         <w:t>Situação de atendimento</w:t>
       </w:r>
     </w:p>
+    <w:p/>
     <w:p>
       <w:r>
         <w:t>Cliente quer entender coberturas, planejamento ou revisão de seguro de vida.</w:t>
       </w:r>
     </w:p>
+    <w:p/>
     <w:p>
       <w:pPr>
         <w:pStyle w:val="Heading2"/>
@@ -3315,11 +4467,13 @@
         <w:t>Resposta técnica</w:t>
       </w:r>
     </w:p>
+    <w:p/>
     <w:p>
       <w:r>
         <w:t>Seguro em que o cliente paga prêmios para receber renda futura de forma individual, conforme contrato.</w:t>
       </w:r>
     </w:p>
+    <w:p/>
     <w:p>
       <w:pPr>
         <w:pStyle w:val="Heading2"/>
@@ -3328,11 +4482,43 @@
         <w:t>Como responder ao cliente brasileiro</w:t>
       </w:r>
     </w:p>
+    <w:p/>
     <w:p>
       <w:r>
         <w:t>Serve para planejar renda futura, mas precisa comparar prazo, valor e regras de recebimento.</w:t>
       </w:r>
     </w:p>
+    <w:p/>
+    <w:p>
+      <w:pPr>
+        <w:pStyle w:val="Heading2"/>
+      </w:pPr>
+      <w:r>
+        <w:t>Próximo passo seguro</w:t>
+      </w:r>
+    </w:p>
+    <w:p/>
+    <w:p>
+      <w:r>
+        <w:t>年金開始年齢、受取期間、返戻金、税務、途中解約リスクを確認する。</w:t>
+      </w:r>
+    </w:p>
+    <w:p/>
+    <w:p>
+      <w:pPr>
+        <w:pStyle w:val="Heading2"/>
+      </w:pPr>
+      <w:r>
+        <w:t>Limite comercial/compliance</w:t>
+      </w:r>
+    </w:p>
+    <w:p/>
+    <w:p>
+      <w:r>
+        <w:t>投資利益や将来受取額を保証的に説明せず、設計書に基づいて案内する。</w:t>
+      </w:r>
+    </w:p>
+    <w:p/>
     <w:p>
       <w:pPr>
         <w:pStyle w:val="Heading2"/>
@@ -3341,6 +4527,7 @@
         <w:t>Termos relacionados</w:t>
       </w:r>
     </w:p>
+    <w:p/>
     <w:p>
       <w:pPr>
         <w:pStyle w:val="ListBullet"/>
@@ -3349,6 +4536,7 @@
         <w:t>VIDA-0033 - 個人年金保険 - Seguro de previdência individual</w:t>
       </w:r>
     </w:p>
+    <w:p/>
     <w:p>
       <w:pPr>
         <w:pStyle w:val="Heading2"/>
@@ -3357,6 +4545,7 @@
         <w:t>Referências cruzadas</w:t>
       </w:r>
     </w:p>
+    <w:p/>
     <w:p>
       <w:pPr>
         <w:pStyle w:val="ListBullet"/>
@@ -3373,6 +4562,7 @@
         <w:t>CASE-VIDA-0013</w:t>
       </w:r>
     </w:p>
+    <w:p/>
     <w:p>
       <w:pPr>
         <w:pStyle w:val="Heading2"/>
@@ -3381,6 +4571,7 @@
         <w:t>Referências</w:t>
       </w:r>
     </w:p>
+    <w:p/>
     <w:p>
       <w:pPr>
         <w:pStyle w:val="ListBullet"/>
@@ -3389,6 +4580,7 @@
         <w:t>Documento interno: `02_MasterDictionary/VIDA/VIDA-0033.md`</w:t>
       </w:r>
     </w:p>
+    <w:p/>
     <w:p>
       <w:pPr>
         <w:pStyle w:val="Heading2"/>
@@ -3397,6 +4589,7 @@
         <w:t>Tags</w:t>
       </w:r>
     </w:p>
+    <w:p/>
     <w:p>
       <w:pPr>
         <w:pStyle w:val="ListBullet"/>
@@ -3429,6 +4622,7 @@
         <w:t>planejamento</w:t>
       </w:r>
     </w:p>
+    <w:p/>
     <w:p>
       <w:pPr>
         <w:pStyle w:val="Heading2"/>
@@ -3437,6 +4631,7 @@
         <w:t>Veja também</w:t>
       </w:r>
     </w:p>
+    <w:p/>
     <w:p>
       <w:pPr>
         <w:pStyle w:val="ListBullet"/>
@@ -3445,6 +4640,7 @@
         <w:t>`02_MasterDictionary/VIDA/VIDA-0033.md`</w:t>
       </w:r>
     </w:p>
+    <w:p/>
     <w:p>
       <w:pPr>
         <w:pStyle w:val="Heading2"/>
@@ -3453,6 +4649,7 @@
         <w:t>Histórico de revisão</w:t>
       </w:r>
     </w:p>
+    <w:p/>
     <w:p>
       <w:r>
         <w:t>| Data | Versão | Autor | Alteração |</w:t>
@@ -3465,14 +4662,21 @@
     </w:p>
     <w:p>
       <w:r>
+        <w:t>| 2026-06-26 | 0.2 | JP-BR Insurance Knowledge Base | Inclusão de consulta japonesa, próximo passo seguro e limite comercial/compliance. |</w:t>
+      </w:r>
+    </w:p>
+    <w:p>
+      <w:r>
         <w:t>| 2026-06-26 | 0.1 | JP-BR Insurance Knowledge Base | Criação inicial. |</w:t>
       </w:r>
     </w:p>
-    <w:p>
-      <w:r>
-        <w:t>————————————————————————</w:t>
-      </w:r>
-    </w:p>
+    <w:p/>
+    <w:p>
+      <w:r>
+        <w:br w:type="page"/>
+      </w:r>
+    </w:p>
+    <w:p/>
     <w:p>
       <w:pPr>
         <w:pStyle w:val="Heading1"/>
@@ -3481,6 +4685,7 @@
         <w:t>FAQ-VIDA-0034 - Seguro educacional vale para estudo dos filhos?</w:t>
       </w:r>
     </w:p>
+    <w:p/>
     <w:p>
       <w:pPr>
         <w:pStyle w:val="Heading2"/>
@@ -3489,12 +4694,13 @@
         <w:t>Controle</w:t>
       </w:r>
     </w:p>
+    <w:p/>
     <w:p>
       <w:pPr>
         <w:pStyle w:val="ListBullet"/>
       </w:pPr>
       <w:r>
-        <w:t>Versão: 0.1</w:t>
+        <w:t>Versão: 0.2</w:t>
       </w:r>
     </w:p>
     <w:p>
@@ -3518,9 +4724,10 @@
         <w:pStyle w:val="ListBullet"/>
       </w:pPr>
       <w:r>
-        <w:t>Histórico: Criação inicial.</w:t>
-      </w:r>
-    </w:p>
+        <w:t>Histórico: Criação inicial; reforço NotebookLM e compliance.</w:t>
+      </w:r>
+    </w:p>
+    <w:p/>
     <w:p>
       <w:pPr>
         <w:pStyle w:val="Heading2"/>
@@ -3529,11 +4736,13 @@
         <w:t>Código</w:t>
       </w:r>
     </w:p>
+    <w:p/>
     <w:p>
       <w:r>
         <w:t>FAQ-VIDA-0034</w:t>
       </w:r>
     </w:p>
+    <w:p/>
     <w:p>
       <w:pPr>
         <w:pStyle w:val="Heading2"/>
@@ -3542,11 +4751,13 @@
         <w:t>Categoria</w:t>
       </w:r>
     </w:p>
+    <w:p/>
     <w:p>
       <w:r>
         <w:t>VIDA</w:t>
       </w:r>
     </w:p>
+    <w:p/>
     <w:p>
       <w:pPr>
         <w:pStyle w:val="Heading2"/>
@@ -3555,11 +4766,39 @@
         <w:t>Pergunta</w:t>
       </w:r>
     </w:p>
+    <w:p/>
     <w:p>
       <w:r>
         <w:t>Seguro educacional vale para estudo dos filhos?</w:t>
       </w:r>
     </w:p>
+    <w:p/>
+    <w:p>
+      <w:pPr>
+        <w:pStyle w:val="Heading2"/>
+      </w:pPr>
+      <w:r>
+        <w:t>Consulta natural em japonês</w:t>
+      </w:r>
+    </w:p>
+    <w:p/>
+    <w:p>
+      <w:pPr>
+        <w:pStyle w:val="ListBullet"/>
+      </w:pPr>
+      <w:r>
+        <w:t>学資保険は子どもの教育費に使えますか。</w:t>
+      </w:r>
+    </w:p>
+    <w:p>
+      <w:pPr>
+        <w:pStyle w:val="ListBullet"/>
+      </w:pPr>
+      <w:r>
+        <w:t>教育資金向け保険をどう説明しますか。</w:t>
+      </w:r>
+    </w:p>
+    <w:p/>
     <w:p>
       <w:pPr>
         <w:pStyle w:val="Heading2"/>
@@ -3568,11 +4807,13 @@
         <w:t>Situação de atendimento</w:t>
       </w:r>
     </w:p>
+    <w:p/>
     <w:p>
       <w:r>
         <w:t>Cliente quer entender coberturas, planejamento ou revisão de seguro de vida.</w:t>
       </w:r>
     </w:p>
+    <w:p/>
     <w:p>
       <w:pPr>
         <w:pStyle w:val="Heading2"/>
@@ -3581,11 +4822,13 @@
         <w:t>Resposta técnica</w:t>
       </w:r>
     </w:p>
+    <w:p/>
     <w:p>
       <w:r>
         <w:t>Seguro voltado à formação de recursos para educação dos filhos, com regras de pagamento e vencimento.</w:t>
       </w:r>
     </w:p>
+    <w:p/>
     <w:p>
       <w:pPr>
         <w:pStyle w:val="Heading2"/>
@@ -3594,11 +4837,43 @@
         <w:t>Como responder ao cliente brasileiro</w:t>
       </w:r>
     </w:p>
+    <w:p/>
     <w:p>
       <w:r>
         <w:t>Pode ajudar a preparar dinheiro para educação, mas deve ser explicado como planejamento de longo prazo.</w:t>
       </w:r>
     </w:p>
+    <w:p/>
+    <w:p>
+      <w:pPr>
+        <w:pStyle w:val="Heading2"/>
+      </w:pPr>
+      <w:r>
+        <w:t>Próximo passo seguro</w:t>
+      </w:r>
+    </w:p>
+    <w:p/>
+    <w:p>
+      <w:r>
+        <w:t>契約者、被保険者、満期金、祝金、払込免除、解約返戻金を確認する。</w:t>
+      </w:r>
+    </w:p>
+    <w:p/>
+    <w:p>
+      <w:pPr>
+        <w:pStyle w:val="Heading2"/>
+      </w:pPr>
+      <w:r>
+        <w:t>Limite comercial/compliance</w:t>
+      </w:r>
+    </w:p>
+    <w:p/>
+    <w:p>
+      <w:r>
+        <w:t>教育費が必ず十分になるとは説明せず、受取時期と金額を確認する。</w:t>
+      </w:r>
+    </w:p>
+    <w:p/>
     <w:p>
       <w:pPr>
         <w:pStyle w:val="Heading2"/>
@@ -3607,6 +4882,7 @@
         <w:t>Termos relacionados</w:t>
       </w:r>
     </w:p>
+    <w:p/>
     <w:p>
       <w:pPr>
         <w:pStyle w:val="ListBullet"/>
@@ -3615,6 +4891,7 @@
         <w:t>VIDA-0034 - 学資保険 - Seguro educacional</w:t>
       </w:r>
     </w:p>
+    <w:p/>
     <w:p>
       <w:pPr>
         <w:pStyle w:val="Heading2"/>
@@ -3623,6 +4900,7 @@
         <w:t>Referências cruzadas</w:t>
       </w:r>
     </w:p>
+    <w:p/>
     <w:p>
       <w:pPr>
         <w:pStyle w:val="ListBullet"/>
@@ -3639,6 +4917,7 @@
         <w:t>CASE-VIDA-0013</w:t>
       </w:r>
     </w:p>
+    <w:p/>
     <w:p>
       <w:pPr>
         <w:pStyle w:val="Heading2"/>
@@ -3647,6 +4926,7 @@
         <w:t>Referências</w:t>
       </w:r>
     </w:p>
+    <w:p/>
     <w:p>
       <w:pPr>
         <w:pStyle w:val="ListBullet"/>
@@ -3655,6 +4935,7 @@
         <w:t>Documento interno: `02_MasterDictionary/VIDA/VIDA-0034.md`</w:t>
       </w:r>
     </w:p>
+    <w:p/>
     <w:p>
       <w:pPr>
         <w:pStyle w:val="Heading2"/>
@@ -3663,6 +4944,7 @@
         <w:t>Tags</w:t>
       </w:r>
     </w:p>
+    <w:p/>
     <w:p>
       <w:pPr>
         <w:pStyle w:val="ListBullet"/>
@@ -3695,6 +4977,7 @@
         <w:t>planejamento</w:t>
       </w:r>
     </w:p>
+    <w:p/>
     <w:p>
       <w:pPr>
         <w:pStyle w:val="Heading2"/>
@@ -3703,6 +4986,7 @@
         <w:t>Veja também</w:t>
       </w:r>
     </w:p>
+    <w:p/>
     <w:p>
       <w:pPr>
         <w:pStyle w:val="ListBullet"/>
@@ -3711,6 +4995,7 @@
         <w:t>`02_MasterDictionary/VIDA/VIDA-0034.md`</w:t>
       </w:r>
     </w:p>
+    <w:p/>
     <w:p>
       <w:pPr>
         <w:pStyle w:val="Heading2"/>
@@ -3719,6 +5004,7 @@
         <w:t>Histórico de revisão</w:t>
       </w:r>
     </w:p>
+    <w:p/>
     <w:p>
       <w:r>
         <w:t>| Data | Versão | Autor | Alteração |</w:t>
@@ -3731,14 +5017,21 @@
     </w:p>
     <w:p>
       <w:r>
+        <w:t>| 2026-06-26 | 0.2 | JP-BR Insurance Knowledge Base | Inclusão de consulta japonesa, próximo passo seguro e limite comercial/compliance. |</w:t>
+      </w:r>
+    </w:p>
+    <w:p>
+      <w:r>
         <w:t>| 2026-06-26 | 0.1 | JP-BR Insurance Knowledge Base | Criação inicial. |</w:t>
       </w:r>
     </w:p>
-    <w:p>
-      <w:r>
-        <w:t>————————————————————————</w:t>
-      </w:r>
-    </w:p>
+    <w:p/>
+    <w:p>
+      <w:r>
+        <w:br w:type="page"/>
+      </w:r>
+    </w:p>
+    <w:p/>
     <w:p>
       <w:pPr>
         <w:pStyle w:val="Heading1"/>
@@ -3747,6 +5040,7 @@
         <w:t>FAQ-VIDA-0035 - Como funciona seguro de garantia de renda?</w:t>
       </w:r>
     </w:p>
+    <w:p/>
     <w:p>
       <w:pPr>
         <w:pStyle w:val="Heading2"/>
@@ -3755,12 +5049,13 @@
         <w:t>Controle</w:t>
       </w:r>
     </w:p>
+    <w:p/>
     <w:p>
       <w:pPr>
         <w:pStyle w:val="ListBullet"/>
       </w:pPr>
       <w:r>
-        <w:t>Versão: 0.1</w:t>
+        <w:t>Versão: 0.2</w:t>
       </w:r>
     </w:p>
     <w:p>
@@ -3784,9 +5079,10 @@
         <w:pStyle w:val="ListBullet"/>
       </w:pPr>
       <w:r>
-        <w:t>Histórico: Criação inicial.</w:t>
-      </w:r>
-    </w:p>
+        <w:t>Histórico: Criação inicial; reforço NotebookLM e compliance.</w:t>
+      </w:r>
+    </w:p>
+    <w:p/>
     <w:p>
       <w:pPr>
         <w:pStyle w:val="Heading2"/>
@@ -3795,11 +5091,13 @@
         <w:t>Código</w:t>
       </w:r>
     </w:p>
+    <w:p/>
     <w:p>
       <w:r>
         <w:t>FAQ-VIDA-0035</w:t>
       </w:r>
     </w:p>
+    <w:p/>
     <w:p>
       <w:pPr>
         <w:pStyle w:val="Heading2"/>
@@ -3808,11 +5106,13 @@
         <w:t>Categoria</w:t>
       </w:r>
     </w:p>
+    <w:p/>
     <w:p>
       <w:r>
         <w:t>VIDA</w:t>
       </w:r>
     </w:p>
+    <w:p/>
     <w:p>
       <w:pPr>
         <w:pStyle w:val="Heading2"/>
@@ -3821,11 +5121,39 @@
         <w:t>Pergunta</w:t>
       </w:r>
     </w:p>
+    <w:p/>
     <w:p>
       <w:r>
         <w:t>Como funciona seguro de garantia de renda?</w:t>
       </w:r>
     </w:p>
+    <w:p/>
+    <w:p>
+      <w:pPr>
+        <w:pStyle w:val="Heading2"/>
+      </w:pPr>
+      <w:r>
+        <w:t>Consulta natural em japonês</w:t>
+      </w:r>
+    </w:p>
+    <w:p/>
+    <w:p>
+      <w:pPr>
+        <w:pStyle w:val="ListBullet"/>
+      </w:pPr>
+      <w:r>
+        <w:t>収入保障保険はどのように機能しますか。</w:t>
+      </w:r>
+    </w:p>
+    <w:p>
+      <w:pPr>
+        <w:pStyle w:val="ListBullet"/>
+      </w:pPr>
+      <w:r>
+        <w:t>家族の生活費を守る保険をどう説明しますか。</w:t>
+      </w:r>
+    </w:p>
+    <w:p/>
     <w:p>
       <w:pPr>
         <w:pStyle w:val="Heading2"/>
@@ -3834,11 +5162,13 @@
         <w:t>Situação de atendimento</w:t>
       </w:r>
     </w:p>
+    <w:p/>
     <w:p>
       <w:r>
         <w:t>Cliente quer entender coberturas, planejamento ou revisão de seguro de vida.</w:t>
       </w:r>
     </w:p>
+    <w:p/>
     <w:p>
       <w:pPr>
         <w:pStyle w:val="Heading2"/>
@@ -3847,11 +5177,13 @@
         <w:t>Resposta técnica</w:t>
       </w:r>
     </w:p>
+    <w:p/>
     <w:p>
       <w:r>
         <w:t>Seguro que paga valor periódico aos beneficiários por certo período em caso de morte ou condição prevista.</w:t>
       </w:r>
     </w:p>
+    <w:p/>
     <w:p>
       <w:pPr>
         <w:pStyle w:val="Heading2"/>
@@ -3860,11 +5192,43 @@
         <w:t>Como responder ao cliente brasileiro</w:t>
       </w:r>
     </w:p>
+    <w:p/>
     <w:p>
       <w:r>
         <w:t>Em vez de pagar tudo de uma vez, pode ajudar a família com renda por um período.</w:t>
       </w:r>
     </w:p>
+    <w:p/>
+    <w:p>
+      <w:pPr>
+        <w:pStyle w:val="Heading2"/>
+      </w:pPr>
+      <w:r>
+        <w:t>Próximo passo seguro</w:t>
+      </w:r>
+    </w:p>
+    <w:p/>
+    <w:p>
+      <w:r>
+        <w:t>死亡・高度障害時の月額給付、支払期間、必要保障額を確認する。</w:t>
+      </w:r>
+    </w:p>
+    <w:p/>
+    <w:p>
+      <w:pPr>
+        <w:pStyle w:val="Heading2"/>
+      </w:pPr>
+      <w:r>
+        <w:t>Limite comercial/compliance</w:t>
+      </w:r>
+    </w:p>
+    <w:p/>
+    <w:p>
+      <w:r>
+        <w:t>働けない場合の保障と死亡保障を混同せず、支払事由を確認する。</w:t>
+      </w:r>
+    </w:p>
+    <w:p/>
     <w:p>
       <w:pPr>
         <w:pStyle w:val="Heading2"/>
@@ -3873,6 +5237,7 @@
         <w:t>Termos relacionados</w:t>
       </w:r>
     </w:p>
+    <w:p/>
     <w:p>
       <w:pPr>
         <w:pStyle w:val="ListBullet"/>
@@ -3881,6 +5246,7 @@
         <w:t>VIDA-0035 - 収入保障保険 - Seguro de garantia de renda</w:t>
       </w:r>
     </w:p>
+    <w:p/>
     <w:p>
       <w:pPr>
         <w:pStyle w:val="Heading2"/>
@@ -3889,6 +5255,7 @@
         <w:t>Referências cruzadas</w:t>
       </w:r>
     </w:p>
+    <w:p/>
     <w:p>
       <w:pPr>
         <w:pStyle w:val="ListBullet"/>
@@ -3905,6 +5272,7 @@
         <w:t>CASE-VIDA-0013</w:t>
       </w:r>
     </w:p>
+    <w:p/>
     <w:p>
       <w:pPr>
         <w:pStyle w:val="Heading2"/>
@@ -3913,6 +5281,7 @@
         <w:t>Referências</w:t>
       </w:r>
     </w:p>
+    <w:p/>
     <w:p>
       <w:pPr>
         <w:pStyle w:val="ListBullet"/>
@@ -3921,6 +5290,7 @@
         <w:t>Documento interno: `02_MasterDictionary/VIDA/VIDA-0035.md`</w:t>
       </w:r>
     </w:p>
+    <w:p/>
     <w:p>
       <w:pPr>
         <w:pStyle w:val="Heading2"/>
@@ -3929,6 +5299,7 @@
         <w:t>Tags</w:t>
       </w:r>
     </w:p>
+    <w:p/>
     <w:p>
       <w:pPr>
         <w:pStyle w:val="ListBullet"/>
@@ -3961,6 +5332,7 @@
         <w:t>planejamento</w:t>
       </w:r>
     </w:p>
+    <w:p/>
     <w:p>
       <w:pPr>
         <w:pStyle w:val="Heading2"/>
@@ -3969,6 +5341,7 @@
         <w:t>Veja também</w:t>
       </w:r>
     </w:p>
+    <w:p/>
     <w:p>
       <w:pPr>
         <w:pStyle w:val="ListBullet"/>
@@ -3977,6 +5350,7 @@
         <w:t>`02_MasterDictionary/VIDA/VIDA-0035.md`</w:t>
       </w:r>
     </w:p>
+    <w:p/>
     <w:p>
       <w:pPr>
         <w:pStyle w:val="Heading2"/>
@@ -3985,6 +5359,7 @@
         <w:t>Histórico de revisão</w:t>
       </w:r>
     </w:p>
+    <w:p/>
     <w:p>
       <w:r>
         <w:t>| Data | Versão | Autor | Alteração |</w:t>
@@ -3997,14 +5372,21 @@
     </w:p>
     <w:p>
       <w:r>
+        <w:t>| 2026-06-26 | 0.2 | JP-BR Insurance Knowledge Base | Inclusão de consulta japonesa, próximo passo seguro e limite comercial/compliance. |</w:t>
+      </w:r>
+    </w:p>
+    <w:p>
+      <w:r>
         <w:t>| 2026-06-26 | 0.1 | JP-BR Insurance Knowledge Base | Criação inicial. |</w:t>
       </w:r>
     </w:p>
-    <w:p>
-      <w:r>
-        <w:t>————————————————————————</w:t>
-      </w:r>
-    </w:p>
+    <w:p/>
+    <w:p>
+      <w:r>
+        <w:br w:type="page"/>
+      </w:r>
+    </w:p>
+    <w:p/>
     <w:p>
       <w:pPr>
         <w:pStyle w:val="Heading1"/>
@@ -4013,6 +5395,7 @@
         <w:t>FAQ-VIDA-0036 - Como escolher o valor segurado?</w:t>
       </w:r>
     </w:p>
+    <w:p/>
     <w:p>
       <w:pPr>
         <w:pStyle w:val="Heading2"/>
@@ -4021,12 +5404,13 @@
         <w:t>Controle</w:t>
       </w:r>
     </w:p>
+    <w:p/>
     <w:p>
       <w:pPr>
         <w:pStyle w:val="ListBullet"/>
       </w:pPr>
       <w:r>
-        <w:t>Versão: 0.1</w:t>
+        <w:t>Versão: 0.2</w:t>
       </w:r>
     </w:p>
     <w:p>
@@ -4050,9 +5434,10 @@
         <w:pStyle w:val="ListBullet"/>
       </w:pPr>
       <w:r>
-        <w:t>Histórico: Criação inicial.</w:t>
-      </w:r>
-    </w:p>
+        <w:t>Histórico: Criação inicial; reforço NotebookLM e compliance.</w:t>
+      </w:r>
+    </w:p>
+    <w:p/>
     <w:p>
       <w:pPr>
         <w:pStyle w:val="Heading2"/>
@@ -4061,11 +5446,13 @@
         <w:t>Código</w:t>
       </w:r>
     </w:p>
+    <w:p/>
     <w:p>
       <w:r>
         <w:t>FAQ-VIDA-0036</w:t>
       </w:r>
     </w:p>
+    <w:p/>
     <w:p>
       <w:pPr>
         <w:pStyle w:val="Heading2"/>
@@ -4074,11 +5461,13 @@
         <w:t>Categoria</w:t>
       </w:r>
     </w:p>
+    <w:p/>
     <w:p>
       <w:r>
         <w:t>VIDA</w:t>
       </w:r>
     </w:p>
+    <w:p/>
     <w:p>
       <w:pPr>
         <w:pStyle w:val="Heading2"/>
@@ -4087,11 +5476,39 @@
         <w:t>Pergunta</w:t>
       </w:r>
     </w:p>
+    <w:p/>
     <w:p>
       <w:r>
         <w:t>Como escolher o valor segurado?</w:t>
       </w:r>
     </w:p>
+    <w:p/>
+    <w:p>
+      <w:pPr>
+        <w:pStyle w:val="Heading2"/>
+      </w:pPr>
+      <w:r>
+        <w:t>Consulta natural em japonês</w:t>
+      </w:r>
+    </w:p>
+    <w:p/>
+    <w:p>
+      <w:pPr>
+        <w:pStyle w:val="ListBullet"/>
+      </w:pPr>
+      <w:r>
+        <w:t>生命保険の保険金額はどう選びますか。</w:t>
+      </w:r>
+    </w:p>
+    <w:p>
+      <w:pPr>
+        <w:pStyle w:val="ListBullet"/>
+      </w:pPr>
+      <w:r>
+        <w:t>必要保障額をブラジル人のお客様にどう説明しますか。</w:t>
+      </w:r>
+    </w:p>
+    <w:p/>
     <w:p>
       <w:pPr>
         <w:pStyle w:val="Heading2"/>
@@ -4100,11 +5517,13 @@
         <w:t>Situação de atendimento</w:t>
       </w:r>
     </w:p>
+    <w:p/>
     <w:p>
       <w:r>
         <w:t>Cliente quer entender coberturas, planejamento ou revisão de seguro de vida.</w:t>
       </w:r>
     </w:p>
+    <w:p/>
     <w:p>
       <w:pPr>
         <w:pStyle w:val="Heading2"/>
@@ -4113,11 +5532,13 @@
         <w:t>Resposta técnica</w:t>
       </w:r>
     </w:p>
+    <w:p/>
     <w:p>
       <w:r>
         <w:t>Valor base contratado para pagamento em caso de evento coberto.</w:t>
       </w:r>
     </w:p>
+    <w:p/>
     <w:p>
       <w:pPr>
         <w:pStyle w:val="Heading2"/>
@@ -4126,11 +5547,43 @@
         <w:t>Como responder ao cliente brasileiro</w:t>
       </w:r>
     </w:p>
+    <w:p/>
     <w:p>
       <w:r>
         <w:t>Precisamos escolher um valor compatível com a necessidade da família e o orçamento.</w:t>
       </w:r>
     </w:p>
+    <w:p/>
+    <w:p>
+      <w:pPr>
+        <w:pStyle w:val="Heading2"/>
+      </w:pPr>
+      <w:r>
+        <w:t>Próximo passo seguro</w:t>
+      </w:r>
+    </w:p>
+    <w:p/>
+    <w:p>
+      <w:r>
+        <w:t>家族構成、収入、住宅ローン、教育費、貯蓄、公的保障を整理する。</w:t>
+      </w:r>
+    </w:p>
+    <w:p/>
+    <w:p>
+      <w:pPr>
+        <w:pStyle w:val="Heading2"/>
+      </w:pPr>
+      <w:r>
+        <w:t>Limite comercial/compliance</w:t>
+      </w:r>
+    </w:p>
+    <w:p/>
+    <w:p>
+      <w:r>
+        <w:t>高額保障を一律に勧めず、支払可能な保険料と必要額のバランスを確認する。</w:t>
+      </w:r>
+    </w:p>
+    <w:p/>
     <w:p>
       <w:pPr>
         <w:pStyle w:val="Heading2"/>
@@ -4139,6 +5592,7 @@
         <w:t>Termos relacionados</w:t>
       </w:r>
     </w:p>
+    <w:p/>
     <w:p>
       <w:pPr>
         <w:pStyle w:val="ListBullet"/>
@@ -4147,6 +5601,7 @@
         <w:t>VIDA-0036 - 保険金額 - Valor segurado</w:t>
       </w:r>
     </w:p>
+    <w:p/>
     <w:p>
       <w:pPr>
         <w:pStyle w:val="Heading2"/>
@@ -4155,6 +5610,7 @@
         <w:t>Referências cruzadas</w:t>
       </w:r>
     </w:p>
+    <w:p/>
     <w:p>
       <w:pPr>
         <w:pStyle w:val="ListBullet"/>
@@ -4171,6 +5627,7 @@
         <w:t>CASE-VIDA-0014</w:t>
       </w:r>
     </w:p>
+    <w:p/>
     <w:p>
       <w:pPr>
         <w:pStyle w:val="Heading2"/>
@@ -4179,6 +5636,7 @@
         <w:t>Referências</w:t>
       </w:r>
     </w:p>
+    <w:p/>
     <w:p>
       <w:pPr>
         <w:pStyle w:val="ListBullet"/>
@@ -4187,6 +5645,7 @@
         <w:t>Documento interno: `02_MasterDictionary/VIDA/VIDA-0036.md`</w:t>
       </w:r>
     </w:p>
+    <w:p/>
     <w:p>
       <w:pPr>
         <w:pStyle w:val="Heading2"/>
@@ -4195,6 +5654,7 @@
         <w:t>Tags</w:t>
       </w:r>
     </w:p>
+    <w:p/>
     <w:p>
       <w:pPr>
         <w:pStyle w:val="ListBullet"/>
@@ -4227,6 +5687,7 @@
         <w:t>planejamento</w:t>
       </w:r>
     </w:p>
+    <w:p/>
     <w:p>
       <w:pPr>
         <w:pStyle w:val="Heading2"/>
@@ -4235,6 +5696,7 @@
         <w:t>Veja também</w:t>
       </w:r>
     </w:p>
+    <w:p/>
     <w:p>
       <w:pPr>
         <w:pStyle w:val="ListBullet"/>
@@ -4243,6 +5705,7 @@
         <w:t>`02_MasterDictionary/VIDA/VIDA-0036.md`</w:t>
       </w:r>
     </w:p>
+    <w:p/>
     <w:p>
       <w:pPr>
         <w:pStyle w:val="Heading2"/>
@@ -4251,6 +5714,7 @@
         <w:t>Histórico de revisão</w:t>
       </w:r>
     </w:p>
+    <w:p/>
     <w:p>
       <w:r>
         <w:t>| Data | Versão | Autor | Alteração |</w:t>
@@ -4263,14 +5727,21 @@
     </w:p>
     <w:p>
       <w:r>
+        <w:t>| 2026-06-26 | 0.2 | JP-BR Insurance Knowledge Base | Inclusão de consulta japonesa, próximo passo seguro e limite comercial/compliance. |</w:t>
+      </w:r>
+    </w:p>
+    <w:p>
+      <w:r>
         <w:t>| 2026-06-26 | 0.1 | JP-BR Insurance Knowledge Base | Criação inicial. |</w:t>
       </w:r>
     </w:p>
-    <w:p>
-      <w:r>
-        <w:t>————————————————————————</w:t>
-      </w:r>
-    </w:p>
+    <w:p/>
+    <w:p>
+      <w:r>
+        <w:br w:type="page"/>
+      </w:r>
+    </w:p>
+    <w:p/>
     <w:p>
       <w:pPr>
         <w:pStyle w:val="Heading1"/>
@@ -4279,6 +5750,7 @@
         <w:t>FAQ-VIDA-0037 - Como calcular quanto de proteção minha família precisa?</w:t>
       </w:r>
     </w:p>
+    <w:p/>
     <w:p>
       <w:pPr>
         <w:pStyle w:val="Heading2"/>
@@ -4287,12 +5759,13 @@
         <w:t>Controle</w:t>
       </w:r>
     </w:p>
+    <w:p/>
     <w:p>
       <w:pPr>
         <w:pStyle w:val="ListBullet"/>
       </w:pPr>
       <w:r>
-        <w:t>Versão: 0.1</w:t>
+        <w:t>Versão: 0.2</w:t>
       </w:r>
     </w:p>
     <w:p>
@@ -4316,9 +5789,10 @@
         <w:pStyle w:val="ListBullet"/>
       </w:pPr>
       <w:r>
-        <w:t>Histórico: Criação inicial.</w:t>
-      </w:r>
-    </w:p>
+        <w:t>Histórico: Criação inicial; reforço NotebookLM e compliance.</w:t>
+      </w:r>
+    </w:p>
+    <w:p/>
     <w:p>
       <w:pPr>
         <w:pStyle w:val="Heading2"/>
@@ -4327,11 +5801,13 @@
         <w:t>Código</w:t>
       </w:r>
     </w:p>
+    <w:p/>
     <w:p>
       <w:r>
         <w:t>FAQ-VIDA-0037</w:t>
       </w:r>
     </w:p>
+    <w:p/>
     <w:p>
       <w:pPr>
         <w:pStyle w:val="Heading2"/>
@@ -4340,11 +5816,13 @@
         <w:t>Categoria</w:t>
       </w:r>
     </w:p>
+    <w:p/>
     <w:p>
       <w:r>
         <w:t>VIDA</w:t>
       </w:r>
     </w:p>
+    <w:p/>
     <w:p>
       <w:pPr>
         <w:pStyle w:val="Heading2"/>
@@ -4353,11 +5831,39 @@
         <w:t>Pergunta</w:t>
       </w:r>
     </w:p>
+    <w:p/>
     <w:p>
       <w:r>
         <w:t>Como calcular quanto de proteção minha família precisa?</w:t>
       </w:r>
     </w:p>
+    <w:p/>
+    <w:p>
+      <w:pPr>
+        <w:pStyle w:val="Heading2"/>
+      </w:pPr>
+      <w:r>
+        <w:t>Consulta natural em japonês</w:t>
+      </w:r>
+    </w:p>
+    <w:p/>
+    <w:p>
+      <w:pPr>
+        <w:pStyle w:val="ListBullet"/>
+      </w:pPr>
+      <w:r>
+        <w:t>家族に必要な保障額はどう計算しますか。</w:t>
+      </w:r>
+    </w:p>
+    <w:p>
+      <w:pPr>
+        <w:pStyle w:val="ListBullet"/>
+      </w:pPr>
+      <w:r>
+        <w:t>遺族の生活費を基準にした保障設計をどう説明しますか。</w:t>
+      </w:r>
+    </w:p>
+    <w:p/>
     <w:p>
       <w:pPr>
         <w:pStyle w:val="Heading2"/>
@@ -4366,11 +5872,13 @@
         <w:t>Situação de atendimento</w:t>
       </w:r>
     </w:p>
+    <w:p/>
     <w:p>
       <w:r>
         <w:t>Cliente quer entender coberturas, planejamento ou revisão de seguro de vida.</w:t>
       </w:r>
     </w:p>
+    <w:p/>
     <w:p>
       <w:pPr>
         <w:pStyle w:val="Heading2"/>
@@ -4379,11 +5887,13 @@
         <w:t>Resposta técnica</w:t>
       </w:r>
     </w:p>
+    <w:p/>
     <w:p>
       <w:r>
         <w:t>Estimativa do valor de cobertura necessário considerando família, renda, dívidas, educação e despesas futuras.</w:t>
       </w:r>
     </w:p>
+    <w:p/>
     <w:p>
       <w:pPr>
         <w:pStyle w:val="Heading2"/>
@@ -4392,11 +5902,43 @@
         <w:t>Como responder ao cliente brasileiro</w:t>
       </w:r>
     </w:p>
+    <w:p/>
     <w:p>
       <w:r>
         <w:t>Não escolhemos o valor no chute; calculamos pensando nas despesas e responsabilidades da família.</w:t>
       </w:r>
     </w:p>
+    <w:p/>
+    <w:p>
+      <w:pPr>
+        <w:pStyle w:val="Heading2"/>
+      </w:pPr>
+      <w:r>
+        <w:t>Próximo passo seguro</w:t>
+      </w:r>
+    </w:p>
+    <w:p/>
+    <w:p>
+      <w:r>
+        <w:t>生活費、教育費、借入、葬儀費、公的年金、既存保険を確認する。</w:t>
+      </w:r>
+    </w:p>
+    <w:p/>
+    <w:p>
+      <w:pPr>
+        <w:pStyle w:val="Heading2"/>
+      </w:pPr>
+      <w:r>
+        <w:t>Limite comercial/compliance</w:t>
+      </w:r>
+    </w:p>
+    <w:p/>
+    <w:p>
+      <w:r>
+        <w:t>計算は目安であり、将来の支出や制度変更を保証しない。</w:t>
+      </w:r>
+    </w:p>
+    <w:p/>
     <w:p>
       <w:pPr>
         <w:pStyle w:val="Heading2"/>
@@ -4405,6 +5947,7 @@
         <w:t>Termos relacionados</w:t>
       </w:r>
     </w:p>
+    <w:p/>
     <w:p>
       <w:pPr>
         <w:pStyle w:val="ListBullet"/>
@@ -4413,6 +5956,7 @@
         <w:t>VIDA-0037 - 必要保障額 - Valor necessário de proteção</w:t>
       </w:r>
     </w:p>
+    <w:p/>
     <w:p>
       <w:pPr>
         <w:pStyle w:val="Heading2"/>
@@ -4421,6 +5965,7 @@
         <w:t>Referências cruzadas</w:t>
       </w:r>
     </w:p>
+    <w:p/>
     <w:p>
       <w:pPr>
         <w:pStyle w:val="ListBullet"/>
@@ -4437,6 +5982,7 @@
         <w:t>CASE-VIDA-0014</w:t>
       </w:r>
     </w:p>
+    <w:p/>
     <w:p>
       <w:pPr>
         <w:pStyle w:val="Heading2"/>
@@ -4445,6 +5991,7 @@
         <w:t>Referências</w:t>
       </w:r>
     </w:p>
+    <w:p/>
     <w:p>
       <w:pPr>
         <w:pStyle w:val="ListBullet"/>
@@ -4453,6 +6000,7 @@
         <w:t>Documento interno: `02_MasterDictionary/VIDA/VIDA-0037.md`</w:t>
       </w:r>
     </w:p>
+    <w:p/>
     <w:p>
       <w:pPr>
         <w:pStyle w:val="Heading2"/>
@@ -4461,6 +6009,7 @@
         <w:t>Tags</w:t>
       </w:r>
     </w:p>
+    <w:p/>
     <w:p>
       <w:pPr>
         <w:pStyle w:val="ListBullet"/>
@@ -4493,6 +6042,7 @@
         <w:t>planejamento</w:t>
       </w:r>
     </w:p>
+    <w:p/>
     <w:p>
       <w:pPr>
         <w:pStyle w:val="Heading2"/>
@@ -4501,6 +6051,7 @@
         <w:t>Veja também</w:t>
       </w:r>
     </w:p>
+    <w:p/>
     <w:p>
       <w:pPr>
         <w:pStyle w:val="ListBullet"/>
@@ -4509,6 +6060,7 @@
         <w:t>`02_MasterDictionary/VIDA/VIDA-0037.md`</w:t>
       </w:r>
     </w:p>
+    <w:p/>
     <w:p>
       <w:pPr>
         <w:pStyle w:val="Heading2"/>
@@ -4517,6 +6069,7 @@
         <w:t>Histórico de revisão</w:t>
       </w:r>
     </w:p>
+    <w:p/>
     <w:p>
       <w:r>
         <w:t>| Data | Versão | Autor | Alteração |</w:t>
@@ -4529,14 +6082,21 @@
     </w:p>
     <w:p>
       <w:r>
+        <w:t>| 2026-06-26 | 0.2 | JP-BR Insurance Knowledge Base | Inclusão de consulta japonesa, próximo passo seguro e limite comercial/compliance. |</w:t>
+      </w:r>
+    </w:p>
+    <w:p>
+      <w:r>
         <w:t>| 2026-06-26 | 0.1 | JP-BR Insurance Knowledge Base | Criação inicial. |</w:t>
       </w:r>
     </w:p>
-    <w:p>
-      <w:r>
-        <w:t>————————————————————————</w:t>
-      </w:r>
-    </w:p>
+    <w:p/>
+    <w:p>
+      <w:r>
+        <w:br w:type="page"/>
+      </w:r>
+    </w:p>
+    <w:p/>
     <w:p>
       <w:pPr>
         <w:pStyle w:val="Heading1"/>
@@ -4545,6 +6105,7 @@
         <w:t>FAQ-VIDA-0038 - O que é planejamento de vida no seguro?</w:t>
       </w:r>
     </w:p>
+    <w:p/>
     <w:p>
       <w:pPr>
         <w:pStyle w:val="Heading2"/>
@@ -4553,12 +6114,13 @@
         <w:t>Controle</w:t>
       </w:r>
     </w:p>
+    <w:p/>
     <w:p>
       <w:pPr>
         <w:pStyle w:val="ListBullet"/>
       </w:pPr>
       <w:r>
-        <w:t>Versão: 0.1</w:t>
+        <w:t>Versão: 0.2</w:t>
       </w:r>
     </w:p>
     <w:p>
@@ -4582,9 +6144,10 @@
         <w:pStyle w:val="ListBullet"/>
       </w:pPr>
       <w:r>
-        <w:t>Histórico: Criação inicial.</w:t>
-      </w:r>
-    </w:p>
+        <w:t>Histórico: Criação inicial; reforço NotebookLM e compliance.</w:t>
+      </w:r>
+    </w:p>
+    <w:p/>
     <w:p>
       <w:pPr>
         <w:pStyle w:val="Heading2"/>
@@ -4593,11 +6156,13 @@
         <w:t>Código</w:t>
       </w:r>
     </w:p>
+    <w:p/>
     <w:p>
       <w:r>
         <w:t>FAQ-VIDA-0038</w:t>
       </w:r>
     </w:p>
+    <w:p/>
     <w:p>
       <w:pPr>
         <w:pStyle w:val="Heading2"/>
@@ -4606,11 +6171,13 @@
         <w:t>Categoria</w:t>
       </w:r>
     </w:p>
+    <w:p/>
     <w:p>
       <w:r>
         <w:t>VIDA</w:t>
       </w:r>
     </w:p>
+    <w:p/>
     <w:p>
       <w:pPr>
         <w:pStyle w:val="Heading2"/>
@@ -4619,11 +6186,39 @@
         <w:t>Pergunta</w:t>
       </w:r>
     </w:p>
+    <w:p/>
     <w:p>
       <w:r>
         <w:t>O que é planejamento de vida no seguro?</w:t>
       </w:r>
     </w:p>
+    <w:p/>
+    <w:p>
+      <w:pPr>
+        <w:pStyle w:val="Heading2"/>
+      </w:pPr>
+      <w:r>
+        <w:t>Consulta natural em japonês</w:t>
+      </w:r>
+    </w:p>
+    <w:p/>
+    <w:p>
+      <w:pPr>
+        <w:pStyle w:val="ListBullet"/>
+      </w:pPr>
+      <w:r>
+        <w:t>生命保険でいうライフプランとは何ですか。</w:t>
+      </w:r>
+    </w:p>
+    <w:p>
+      <w:pPr>
+        <w:pStyle w:val="ListBullet"/>
+      </w:pPr>
+      <w:r>
+        <w:t>人生設計と保険の関係をどう説明しますか。</w:t>
+      </w:r>
+    </w:p>
+    <w:p/>
     <w:p>
       <w:pPr>
         <w:pStyle w:val="Heading2"/>
@@ -4632,11 +6227,13 @@
         <w:t>Situação de atendimento</w:t>
       </w:r>
     </w:p>
+    <w:p/>
     <w:p>
       <w:r>
         <w:t>Cliente quer entender coberturas, planejamento ou revisão de seguro de vida.</w:t>
       </w:r>
     </w:p>
+    <w:p/>
     <w:p>
       <w:pPr>
         <w:pStyle w:val="Heading2"/>
@@ -4645,11 +6242,13 @@
         <w:t>Resposta técnica</w:t>
       </w:r>
     </w:p>
+    <w:p/>
     <w:p>
       <w:r>
         <w:t>Planejamento financeiro e familiar usado para alinhar seguro, renda, educação, aposentadoria e proteção.</w:t>
       </w:r>
     </w:p>
+    <w:p/>
     <w:p>
       <w:pPr>
         <w:pStyle w:val="Heading2"/>
@@ -4658,11 +6257,43 @@
         <w:t>Como responder ao cliente brasileiro</w:t>
       </w:r>
     </w:p>
+    <w:p/>
     <w:p>
       <w:r>
         <w:t>O seguro deve acompanhar seus objetivos, família, renda e planos futuros.</w:t>
       </w:r>
     </w:p>
+    <w:p/>
+    <w:p>
+      <w:pPr>
+        <w:pStyle w:val="Heading2"/>
+      </w:pPr>
+      <w:r>
+        <w:t>Próximo passo seguro</w:t>
+      </w:r>
+    </w:p>
+    <w:p/>
+    <w:p>
+      <w:r>
+        <w:t>結婚、出産、住宅購入、教育、老後、相続などの予定を整理する。</w:t>
+      </w:r>
+    </w:p>
+    <w:p/>
+    <w:p>
+      <w:pPr>
+        <w:pStyle w:val="Heading2"/>
+      </w:pPr>
+      <w:r>
+        <w:t>Limite comercial/compliance</w:t>
+      </w:r>
+    </w:p>
+    <w:p/>
+    <w:p>
+      <w:r>
+        <w:t>ライフプランは提案材料であり、将来結果を保証するものではない。</w:t>
+      </w:r>
+    </w:p>
+    <w:p/>
     <w:p>
       <w:pPr>
         <w:pStyle w:val="Heading2"/>
@@ -4671,6 +6302,7 @@
         <w:t>Termos relacionados</w:t>
       </w:r>
     </w:p>
+    <w:p/>
     <w:p>
       <w:pPr>
         <w:pStyle w:val="ListBullet"/>
@@ -4679,6 +6311,7 @@
         <w:t>VIDA-0038 - ライフプラン - Planejamento de vida</w:t>
       </w:r>
     </w:p>
+    <w:p/>
     <w:p>
       <w:pPr>
         <w:pStyle w:val="Heading2"/>
@@ -4687,6 +6320,7 @@
         <w:t>Referências cruzadas</w:t>
       </w:r>
     </w:p>
+    <w:p/>
     <w:p>
       <w:pPr>
         <w:pStyle w:val="ListBullet"/>
@@ -4703,6 +6337,7 @@
         <w:t>CASE-VIDA-0014</w:t>
       </w:r>
     </w:p>
+    <w:p/>
     <w:p>
       <w:pPr>
         <w:pStyle w:val="Heading2"/>
@@ -4711,6 +6346,7 @@
         <w:t>Referências</w:t>
       </w:r>
     </w:p>
+    <w:p/>
     <w:p>
       <w:pPr>
         <w:pStyle w:val="ListBullet"/>
@@ -4719,6 +6355,7 @@
         <w:t>Documento interno: `02_MasterDictionary/VIDA/VIDA-0038.md`</w:t>
       </w:r>
     </w:p>
+    <w:p/>
     <w:p>
       <w:pPr>
         <w:pStyle w:val="Heading2"/>
@@ -4727,6 +6364,7 @@
         <w:t>Tags</w:t>
       </w:r>
     </w:p>
+    <w:p/>
     <w:p>
       <w:pPr>
         <w:pStyle w:val="ListBullet"/>
@@ -4759,6 +6397,7 @@
         <w:t>planejamento</w:t>
       </w:r>
     </w:p>
+    <w:p/>
     <w:p>
       <w:pPr>
         <w:pStyle w:val="Heading2"/>
@@ -4767,6 +6406,7 @@
         <w:t>Veja também</w:t>
       </w:r>
     </w:p>
+    <w:p/>
     <w:p>
       <w:pPr>
         <w:pStyle w:val="ListBullet"/>
@@ -4775,6 +6415,7 @@
         <w:t>`02_MasterDictionary/VIDA/VIDA-0038.md`</w:t>
       </w:r>
     </w:p>
+    <w:p/>
     <w:p>
       <w:pPr>
         <w:pStyle w:val="Heading2"/>
@@ -4783,6 +6424,7 @@
         <w:t>Histórico de revisão</w:t>
       </w:r>
     </w:p>
+    <w:p/>
     <w:p>
       <w:r>
         <w:t>| Data | Versão | Autor | Alteração |</w:t>
@@ -4795,14 +6437,21 @@
     </w:p>
     <w:p>
       <w:r>
+        <w:t>| 2026-06-26 | 0.2 | JP-BR Insurance Knowledge Base | Inclusão de consulta japonesa, próximo passo seguro e limite comercial/compliance. |</w:t>
+      </w:r>
+    </w:p>
+    <w:p>
+      <w:r>
         <w:t>| 2026-06-26 | 0.1 | JP-BR Insurance Knowledge Base | Criação inicial. |</w:t>
       </w:r>
     </w:p>
-    <w:p>
-      <w:r>
-        <w:t>————————————————————————</w:t>
-      </w:r>
-    </w:p>
+    <w:p/>
+    <w:p>
+      <w:r>
+        <w:br w:type="page"/>
+      </w:r>
+    </w:p>
+    <w:p/>
     <w:p>
       <w:pPr>
         <w:pStyle w:val="Heading1"/>
@@ -4811,6 +6460,7 @@
         <w:t>FAQ-VIDA-0039 - Quando devo revisar meu seguro de vida?</w:t>
       </w:r>
     </w:p>
+    <w:p/>
     <w:p>
       <w:pPr>
         <w:pStyle w:val="Heading2"/>
@@ -4819,12 +6469,13 @@
         <w:t>Controle</w:t>
       </w:r>
     </w:p>
+    <w:p/>
     <w:p>
       <w:pPr>
         <w:pStyle w:val="ListBullet"/>
       </w:pPr>
       <w:r>
-        <w:t>Versão: 0.1</w:t>
+        <w:t>Versão: 0.2</w:t>
       </w:r>
     </w:p>
     <w:p>
@@ -4848,9 +6499,10 @@
         <w:pStyle w:val="ListBullet"/>
       </w:pPr>
       <w:r>
-        <w:t>Histórico: Criação inicial.</w:t>
-      </w:r>
-    </w:p>
+        <w:t>Histórico: Criação inicial; reforço NotebookLM e compliance.</w:t>
+      </w:r>
+    </w:p>
+    <w:p/>
     <w:p>
       <w:pPr>
         <w:pStyle w:val="Heading2"/>
@@ -4859,11 +6511,13 @@
         <w:t>Código</w:t>
       </w:r>
     </w:p>
+    <w:p/>
     <w:p>
       <w:r>
         <w:t>FAQ-VIDA-0039</w:t>
       </w:r>
     </w:p>
+    <w:p/>
     <w:p>
       <w:pPr>
         <w:pStyle w:val="Heading2"/>
@@ -4872,11 +6526,13 @@
         <w:t>Categoria</w:t>
       </w:r>
     </w:p>
+    <w:p/>
     <w:p>
       <w:r>
         <w:t>VIDA</w:t>
       </w:r>
     </w:p>
+    <w:p/>
     <w:p>
       <w:pPr>
         <w:pStyle w:val="Heading2"/>
@@ -4885,11 +6541,39 @@
         <w:t>Pergunta</w:t>
       </w:r>
     </w:p>
+    <w:p/>
     <w:p>
       <w:r>
         <w:t>Quando devo revisar meu seguro de vida?</w:t>
       </w:r>
     </w:p>
+    <w:p/>
+    <w:p>
+      <w:pPr>
+        <w:pStyle w:val="Heading2"/>
+      </w:pPr>
+      <w:r>
+        <w:t>Consulta natural em japonês</w:t>
+      </w:r>
+    </w:p>
+    <w:p/>
+    <w:p>
+      <w:pPr>
+        <w:pStyle w:val="ListBullet"/>
+      </w:pPr>
+      <w:r>
+        <w:t>生命保険はいつ見直すべきですか。</w:t>
+      </w:r>
+    </w:p>
+    <w:p>
+      <w:pPr>
+        <w:pStyle w:val="ListBullet"/>
+      </w:pPr>
+      <w:r>
+        <w:t>保障内容の見直しタイミングをどう説明しますか。</w:t>
+      </w:r>
+    </w:p>
+    <w:p/>
     <w:p>
       <w:pPr>
         <w:pStyle w:val="Heading2"/>
@@ -4898,11 +6582,13 @@
         <w:t>Situação de atendimento</w:t>
       </w:r>
     </w:p>
+    <w:p/>
     <w:p>
       <w:r>
         <w:t>Cliente quer entender coberturas, planejamento ou revisão de seguro de vida.</w:t>
       </w:r>
     </w:p>
+    <w:p/>
     <w:p>
       <w:pPr>
         <w:pStyle w:val="Heading2"/>
@@ -4911,11 +6597,13 @@
         <w:t>Resposta técnica</w:t>
       </w:r>
     </w:p>
+    <w:p/>
     <w:p>
       <w:r>
         <w:t>Reavaliação do contrato de vida conforme mudanças familiares, renda, saúde, idade e objetivos.</w:t>
       </w:r>
     </w:p>
+    <w:p/>
     <w:p>
       <w:pPr>
         <w:pStyle w:val="Heading2"/>
@@ -4924,11 +6612,43 @@
         <w:t>Como responder ao cliente brasileiro</w:t>
       </w:r>
     </w:p>
+    <w:p/>
     <w:p>
       <w:r>
         <w:t>Quando muda família, trabalho ou objetivo, o seguro também deve ser revisado.</w:t>
       </w:r>
     </w:p>
+    <w:p/>
+    <w:p>
+      <w:pPr>
+        <w:pStyle w:val="Heading2"/>
+      </w:pPr>
+      <w:r>
+        <w:t>Próximo passo seguro</w:t>
+      </w:r>
+    </w:p>
+    <w:p/>
+    <w:p>
+      <w:r>
+        <w:t>家族構成、収入、住宅、子ども、健康状態、既存契約の変化を確認する。</w:t>
+      </w:r>
+    </w:p>
+    <w:p/>
+    <w:p>
+      <w:pPr>
+        <w:pStyle w:val="Heading2"/>
+      </w:pPr>
+      <w:r>
+        <w:t>Limite comercial/compliance</w:t>
+      </w:r>
+    </w:p>
+    <w:p/>
+    <w:p>
+      <w:r>
+        <w:t>見直しで必ず有利になるとは説明せず、解約や乗換の不利益も説明する。</w:t>
+      </w:r>
+    </w:p>
+    <w:p/>
     <w:p>
       <w:pPr>
         <w:pStyle w:val="Heading2"/>
@@ -4937,6 +6657,7 @@
         <w:t>Termos relacionados</w:t>
       </w:r>
     </w:p>
+    <w:p/>
     <w:p>
       <w:pPr>
         <w:pStyle w:val="ListBullet"/>
@@ -4945,6 +6666,7 @@
         <w:t>VIDA-0039 - 見直し - Revisão do seguro de vida</w:t>
       </w:r>
     </w:p>
+    <w:p/>
     <w:p>
       <w:pPr>
         <w:pStyle w:val="Heading2"/>
@@ -4953,6 +6675,7 @@
         <w:t>Referências cruzadas</w:t>
       </w:r>
     </w:p>
+    <w:p/>
     <w:p>
       <w:pPr>
         <w:pStyle w:val="ListBullet"/>
@@ -4969,6 +6692,7 @@
         <w:t>CASE-VIDA-0015</w:t>
       </w:r>
     </w:p>
+    <w:p/>
     <w:p>
       <w:pPr>
         <w:pStyle w:val="Heading2"/>
@@ -4977,6 +6701,7 @@
         <w:t>Referências</w:t>
       </w:r>
     </w:p>
+    <w:p/>
     <w:p>
       <w:pPr>
         <w:pStyle w:val="ListBullet"/>
@@ -4985,6 +6710,7 @@
         <w:t>Documento interno: `02_MasterDictionary/VIDA/VIDA-0039.md`</w:t>
       </w:r>
     </w:p>
+    <w:p/>
     <w:p>
       <w:pPr>
         <w:pStyle w:val="Heading2"/>
@@ -4993,6 +6719,7 @@
         <w:t>Tags</w:t>
       </w:r>
     </w:p>
+    <w:p/>
     <w:p>
       <w:pPr>
         <w:pStyle w:val="ListBullet"/>
@@ -5025,6 +6752,7 @@
         <w:t>planejamento</w:t>
       </w:r>
     </w:p>
+    <w:p/>
     <w:p>
       <w:pPr>
         <w:pStyle w:val="Heading2"/>
@@ -5033,6 +6761,7 @@
         <w:t>Veja também</w:t>
       </w:r>
     </w:p>
+    <w:p/>
     <w:p>
       <w:pPr>
         <w:pStyle w:val="ListBullet"/>
@@ -5041,6 +6770,7 @@
         <w:t>`02_MasterDictionary/VIDA/VIDA-0039.md`</w:t>
       </w:r>
     </w:p>
+    <w:p/>
     <w:p>
       <w:pPr>
         <w:pStyle w:val="Heading2"/>
@@ -5049,6 +6779,7 @@
         <w:t>Histórico de revisão</w:t>
       </w:r>
     </w:p>
+    <w:p/>
     <w:p>
       <w:r>
         <w:t>| Data | Versão | Autor | Alteração |</w:t>
@@ -5061,14 +6792,21 @@
     </w:p>
     <w:p>
       <w:r>
+        <w:t>| 2026-06-26 | 0.2 | JP-BR Insurance Knowledge Base | Inclusão de consulta japonesa, próximo passo seguro e limite comercial/compliance. |</w:t>
+      </w:r>
+    </w:p>
+    <w:p>
+      <w:r>
         <w:t>| 2026-06-26 | 0.1 | JP-BR Insurance Knowledge Base | Criação inicial. |</w:t>
       </w:r>
     </w:p>
-    <w:p>
-      <w:r>
-        <w:t>————————————————————————</w:t>
-      </w:r>
-    </w:p>
+    <w:p/>
+    <w:p>
+      <w:r>
+        <w:br w:type="page"/>
+      </w:r>
+    </w:p>
+    <w:p/>
     <w:p>
       <w:pPr>
         <w:pStyle w:val="Heading1"/>
@@ -5077,6 +6815,7 @@
         <w:t>FAQ-VIDA-0040 - Quais eventos de vida exigem revisão do seguro?</w:t>
       </w:r>
     </w:p>
+    <w:p/>
     <w:p>
       <w:pPr>
         <w:pStyle w:val="Heading2"/>
@@ -5085,12 +6824,13 @@
         <w:t>Controle</w:t>
       </w:r>
     </w:p>
+    <w:p/>
     <w:p>
       <w:pPr>
         <w:pStyle w:val="ListBullet"/>
       </w:pPr>
       <w:r>
-        <w:t>Versão: 0.1</w:t>
+        <w:t>Versão: 0.2</w:t>
       </w:r>
     </w:p>
     <w:p>
@@ -5114,9 +6854,10 @@
         <w:pStyle w:val="ListBullet"/>
       </w:pPr>
       <w:r>
-        <w:t>Histórico: Criação inicial.</w:t>
-      </w:r>
-    </w:p>
+        <w:t>Histórico: Criação inicial; reforço NotebookLM e compliance.</w:t>
+      </w:r>
+    </w:p>
+    <w:p/>
     <w:p>
       <w:pPr>
         <w:pStyle w:val="Heading2"/>
@@ -5125,11 +6866,13 @@
         <w:t>Código</w:t>
       </w:r>
     </w:p>
+    <w:p/>
     <w:p>
       <w:r>
         <w:t>FAQ-VIDA-0040</w:t>
       </w:r>
     </w:p>
+    <w:p/>
     <w:p>
       <w:pPr>
         <w:pStyle w:val="Heading2"/>
@@ -5138,11 +6881,13 @@
         <w:t>Categoria</w:t>
       </w:r>
     </w:p>
+    <w:p/>
     <w:p>
       <w:r>
         <w:t>VIDA</w:t>
       </w:r>
     </w:p>
+    <w:p/>
     <w:p>
       <w:pPr>
         <w:pStyle w:val="Heading2"/>
@@ -5151,11 +6896,39 @@
         <w:t>Pergunta</w:t>
       </w:r>
     </w:p>
+    <w:p/>
     <w:p>
       <w:r>
         <w:t>Quais eventos de vida exigem revisão do seguro?</w:t>
       </w:r>
     </w:p>
+    <w:p/>
+    <w:p>
+      <w:pPr>
+        <w:pStyle w:val="Heading2"/>
+      </w:pPr>
+      <w:r>
+        <w:t>Consulta natural em japonês</w:t>
+      </w:r>
+    </w:p>
+    <w:p/>
+    <w:p>
+      <w:pPr>
+        <w:pStyle w:val="ListBullet"/>
+      </w:pPr>
+      <w:r>
+        <w:t>どんなライフイベントで生命保険を見直しますか。</w:t>
+      </w:r>
+    </w:p>
+    <w:p>
+      <w:pPr>
+        <w:pStyle w:val="ListBullet"/>
+      </w:pPr>
+      <w:r>
+        <w:t>結婚や出産時の保険見直しをどう説明しますか。</w:t>
+      </w:r>
+    </w:p>
+    <w:p/>
     <w:p>
       <w:pPr>
         <w:pStyle w:val="Heading2"/>
@@ -5164,11 +6937,13 @@
         <w:t>Situação de atendimento</w:t>
       </w:r>
     </w:p>
+    <w:p/>
     <w:p>
       <w:r>
         <w:t>Cliente quer entender coberturas, planejamento ou revisão de seguro de vida.</w:t>
       </w:r>
     </w:p>
+    <w:p/>
     <w:p>
       <w:pPr>
         <w:pStyle w:val="Heading2"/>
@@ -5177,11 +6952,13 @@
         <w:t>Resposta técnica</w:t>
       </w:r>
     </w:p>
+    <w:p/>
     <w:p>
       <w:r>
         <w:t>Mudança relevante como casamento, nascimento de filho, compra de casa, mudança de trabalho ou aposentadoria.</w:t>
       </w:r>
     </w:p>
+    <w:p/>
     <w:p>
       <w:pPr>
         <w:pStyle w:val="Heading2"/>
@@ -5190,11 +6967,43 @@
         <w:t>Como responder ao cliente brasileiro</w:t>
       </w:r>
     </w:p>
+    <w:p/>
     <w:p>
       <w:r>
         <w:t>Grandes mudanças na vida são bons momentos para revisar o seguro.</w:t>
       </w:r>
     </w:p>
+    <w:p/>
+    <w:p>
+      <w:pPr>
+        <w:pStyle w:val="Heading2"/>
+      </w:pPr>
+      <w:r>
+        <w:t>Próximo passo seguro</w:t>
+      </w:r>
+    </w:p>
+    <w:p/>
+    <w:p>
+      <w:r>
+        <w:t>結婚、出産、転職、住宅購入、離婚、退職、親の介護などを確認する。</w:t>
+      </w:r>
+    </w:p>
+    <w:p/>
+    <w:p>
+      <w:pPr>
+        <w:pStyle w:val="Heading2"/>
+      </w:pPr>
+      <w:r>
+        <w:t>Limite comercial/compliance</w:t>
+      </w:r>
+    </w:p>
+    <w:p/>
+    <w:p>
+      <w:r>
+        <w:t>イベントだけで変更を急がせず、既存契約と新条件を比較して案内する。</w:t>
+      </w:r>
+    </w:p>
+    <w:p/>
     <w:p>
       <w:pPr>
         <w:pStyle w:val="Heading2"/>
@@ -5203,6 +7012,7 @@
         <w:t>Termos relacionados</w:t>
       </w:r>
     </w:p>
+    <w:p/>
     <w:p>
       <w:pPr>
         <w:pStyle w:val="ListBullet"/>
@@ -5211,6 +7021,7 @@
         <w:t>VIDA-0040 - ライフイベント - Evento de vida</w:t>
       </w:r>
     </w:p>
+    <w:p/>
     <w:p>
       <w:pPr>
         <w:pStyle w:val="Heading2"/>
@@ -5219,6 +7030,7 @@
         <w:t>Referências cruzadas</w:t>
       </w:r>
     </w:p>
+    <w:p/>
     <w:p>
       <w:pPr>
         <w:pStyle w:val="ListBullet"/>
@@ -5235,6 +7047,7 @@
         <w:t>CASE-VIDA-0015</w:t>
       </w:r>
     </w:p>
+    <w:p/>
     <w:p>
       <w:pPr>
         <w:pStyle w:val="Heading2"/>
@@ -5243,6 +7056,7 @@
         <w:t>Referências</w:t>
       </w:r>
     </w:p>
+    <w:p/>
     <w:p>
       <w:pPr>
         <w:pStyle w:val="ListBullet"/>
@@ -5251,6 +7065,7 @@
         <w:t>Documento interno: `02_MasterDictionary/VIDA/VIDA-0040.md`</w:t>
       </w:r>
     </w:p>
+    <w:p/>
     <w:p>
       <w:pPr>
         <w:pStyle w:val="Heading2"/>
@@ -5259,6 +7074,7 @@
         <w:t>Tags</w:t>
       </w:r>
     </w:p>
+    <w:p/>
     <w:p>
       <w:pPr>
         <w:pStyle w:val="ListBullet"/>
@@ -5291,6 +7107,7 @@
         <w:t>planejamento</w:t>
       </w:r>
     </w:p>
+    <w:p/>
     <w:p>
       <w:pPr>
         <w:pStyle w:val="Heading2"/>
@@ -5299,6 +7116,7 @@
         <w:t>Veja também</w:t>
       </w:r>
     </w:p>
+    <w:p/>
     <w:p>
       <w:pPr>
         <w:pStyle w:val="ListBullet"/>
@@ -5307,6 +7125,7 @@
         <w:t>`02_MasterDictionary/VIDA/VIDA-0040.md`</w:t>
       </w:r>
     </w:p>
+    <w:p/>
     <w:p>
       <w:pPr>
         <w:pStyle w:val="Heading2"/>
@@ -5315,6 +7134,7 @@
         <w:t>Histórico de revisão</w:t>
       </w:r>
     </w:p>
+    <w:p/>
     <w:p>
       <w:r>
         <w:t>| Data | Versão | Autor | Alteração |</w:t>
@@ -5327,7 +7147,37 @@
     </w:p>
     <w:p>
       <w:r>
+        <w:t>| 2026-06-26 | 0.2 | JP-BR Insurance Knowledge Base | Inclusão de consulta japonesa, próximo passo seguro e limite comercial/compliance. |</w:t>
+      </w:r>
+    </w:p>
+    <w:p>
+      <w:r>
         <w:t>| 2026-06-26 | 0.1 | JP-BR Insurance Knowledge Base | Criação inicial. |</w:t>
+      </w:r>
+    </w:p>
+    <w:p/>
+    <w:p>
+      <w:pPr>
+        <w:pStyle w:val="Heading2"/>
+      </w:pPr>
+      <w:r>
+        <w:t>Histórico de revisão</w:t>
+      </w:r>
+    </w:p>
+    <w:p/>
+    <w:p>
+      <w:r>
+        <w:t>| Data | Versão | Autor | Alteração |</w:t>
+      </w:r>
+    </w:p>
+    <w:p>
+      <w:r>
+        <w:t>| --- | --- | --- | --- |</w:t>
+      </w:r>
+    </w:p>
+    <w:p>
+      <w:r>
+        <w:t>| 2026-06-26 | 0.2 | JP-BR Insurance Knowledge Base | Regeneração do pacote com normalização editorial das FAQs VIDA 0021-0040. |</w:t>
       </w:r>
     </w:p>
     <w:sectPr>
@@ -5704,7 +7554,7 @@
     <w:qFormat/>
     <w:rsid w:val="00FC693F"/>
     <w:rPr>
-      <w:rFonts w:ascii="Arial Unicode MS" w:hAnsi="Arial Unicode MS"/>
+      <w:rFonts w:ascii="Arial" w:hAnsi="Arial"/>
       <w:sz w:val="20"/>
     </w:rPr>
   </w:style>
